--- a/rapports/16_02_2026/Abdou_FAYE/coh_EQ34_sup_101202010011.docx
+++ b/rapports/16_02_2026/Abdou_FAYE/coh_EQ34_sup_101202010011.docx
@@ -25,7 +25,7 @@
         <w:br/>
         <w:t>Grappe: 101202010011</w:t>
         <w:br/>
-        <w:t>Date: 16/02/2026 a 12:41</w:t>
+        <w:t>Date: 16/02/2026 a 12:58</w:t>
       </w:r>
     </w:p>
     <w:p/>

--- a/rapports/16_02_2026/Abdou_FAYE/coh_EQ34_sup_101202010011.docx
+++ b/rapports/16_02_2026/Abdou_FAYE/coh_EQ34_sup_101202010011.docx
@@ -25,7 +25,7 @@
         <w:br/>
         <w:t>Grappe: 101202010011</w:t>
         <w:br/>
-        <w:t>Date: 16/02/2026 a 12:58</w:t>
+        <w:t>Date: 16/02/2026 a 13:05</w:t>
       </w:r>
     </w:p>
     <w:p/>
@@ -119,7 +119,7 @@
           </w:tcPr>
           <w:p>
             <w:r>
-              <w:t>28</w:t>
+              <w:t>27</w:t>
             </w:r>
           </w:p>
         </w:tc>
@@ -327,38 +327,6 @@
           </w:tcPr>
           <w:p>
             <w:r>
-              <w:t>Section11</w:t>
-            </w:r>
-          </w:p>
-        </w:tc>
-        <w:tc>
-          <w:tcPr>
-            <w:tcW w:type="dxa" w:w="3324"/>
-          </w:tcPr>
-          <w:p>
-            <w:r>
-              <w:t>Caracteristiques logement</w:t>
-            </w:r>
-          </w:p>
-        </w:tc>
-        <w:tc>
-          <w:tcPr>
-            <w:tcW w:type="dxa" w:w="3324"/>
-          </w:tcPr>
-          <w:p>
-            <w:r>
-              <w:t>10</w:t>
-            </w:r>
-          </w:p>
-        </w:tc>
-      </w:tr>
-      <w:tr>
-        <w:tc>
-          <w:tcPr>
-            <w:tcW w:type="dxa" w:w="3324"/>
-          </w:tcPr>
-          <w:p>
-            <w:r>
               <w:t>Section19</w:t>
             </w:r>
           </w:p>
@@ -391,7 +359,7 @@
           </w:tcPr>
           <w:p>
             <w:r>
-              <w:t>Section1</w:t>
+              <w:t>Section11</w:t>
             </w:r>
           </w:p>
         </w:tc>
@@ -401,39 +369,7 @@
           </w:tcPr>
           <w:p>
             <w:r>
-              <w:t>Caracteristiques des membres</w:t>
-            </w:r>
-          </w:p>
-        </w:tc>
-        <w:tc>
-          <w:tcPr>
-            <w:tcW w:type="dxa" w:w="3324"/>
-          </w:tcPr>
-          <w:p>
-            <w:r>
-              <w:t>9</w:t>
-            </w:r>
-          </w:p>
-        </w:tc>
-      </w:tr>
-      <w:tr>
-        <w:tc>
-          <w:tcPr>
-            <w:tcW w:type="dxa" w:w="3324"/>
-          </w:tcPr>
-          <w:p>
-            <w:r>
-              <w:t>Section9c</w:t>
-            </w:r>
-          </w:p>
-        </w:tc>
-        <w:tc>
-          <w:tcPr>
-            <w:tcW w:type="dxa" w:w="3324"/>
-          </w:tcPr>
-          <w:p>
-            <w:r>
-              <w:t>Depenses non-alimentaires - 30 jours</w:t>
+              <w:t>Caracteristiques logement</w:t>
             </w:r>
           </w:p>
         </w:tc>
@@ -487,6 +423,70 @@
           </w:tcPr>
           <w:p>
             <w:r>
+              <w:t>Section1</w:t>
+            </w:r>
+          </w:p>
+        </w:tc>
+        <w:tc>
+          <w:tcPr>
+            <w:tcW w:type="dxa" w:w="3324"/>
+          </w:tcPr>
+          <w:p>
+            <w:r>
+              <w:t>Caracteristiques des membres</w:t>
+            </w:r>
+          </w:p>
+        </w:tc>
+        <w:tc>
+          <w:tcPr>
+            <w:tcW w:type="dxa" w:w="3324"/>
+          </w:tcPr>
+          <w:p>
+            <w:r>
+              <w:t>8</w:t>
+            </w:r>
+          </w:p>
+        </w:tc>
+      </w:tr>
+      <w:tr>
+        <w:tc>
+          <w:tcPr>
+            <w:tcW w:type="dxa" w:w="3324"/>
+          </w:tcPr>
+          <w:p>
+            <w:r>
+              <w:t>Section9c</w:t>
+            </w:r>
+          </w:p>
+        </w:tc>
+        <w:tc>
+          <w:tcPr>
+            <w:tcW w:type="dxa" w:w="3324"/>
+          </w:tcPr>
+          <w:p>
+            <w:r>
+              <w:t>Depenses non-alimentaires - 30 jours</w:t>
+            </w:r>
+          </w:p>
+        </w:tc>
+        <w:tc>
+          <w:tcPr>
+            <w:tcW w:type="dxa" w:w="3324"/>
+          </w:tcPr>
+          <w:p>
+            <w:r>
+              <w:t>7</w:t>
+            </w:r>
+          </w:p>
+        </w:tc>
+      </w:tr>
+      <w:tr>
+        <w:tc>
+          <w:tcPr>
+            <w:tcW w:type="dxa" w:w="3324"/>
+          </w:tcPr>
+          <w:p>
+            <w:r>
               <w:t>Section3</w:t>
             </w:r>
           </w:p>
@@ -507,7 +507,7 @@
           </w:tcPr>
           <w:p>
             <w:r>
-              <w:t>8</w:t>
+              <w:t>6</w:t>
             </w:r>
           </w:p>
         </w:tc>
@@ -871,7 +871,9 @@
         <w:rPr>
           <w:sz w:val="20"/>
         </w:rPr>
-        <w:t>- Avertissement!!!  ASMAOU MBALLO  possède un téléphone android mais dit n'avoir pas accès à l'internet, prière de confirmer cette information avec le QG ou la corriger.</w:t>
+        <w:t xml:space="preserve">- Avertissement!!!  ASMAOU MBALLO  possède un téléphone android mais dit n'avoir pas accès à l'internet, prière de confirmer cette information avec le QG ou la corriger. </w:t>
+        <w:br/>
+        <w:t>- Attention ! Le montant (4000 Fcfa) dépensé ou reçu en cadeau pour les recharges internet ou de forfaits de données mobiles(hors appels vocaux), aucours des 30 derniers jours de  MAMADIANG BALDE est relativement élevé par rapport aux autres montants depansés observés dans cette zone. Prière de corriger ou de confirmer avec le QG.</w:t>
       </w:r>
     </w:p>
     <w:p>
@@ -892,8 +894,6 @@
         <w:rPr>
           <w:sz w:val="20"/>
         </w:rPr>
-        <w:t xml:space="preserve">- Attention ! Le frais de scolarité (5500 Fcfa) de ASMAOU BALDE n02 en 1ére année de Secondaire 1 (Moyen) Général est relativement élevé par rapport aux autres frais de scolarités observés dans cette zone. Prière de corriger ou de confirmer avec le QG. </w:t>
-        <w:br/>
         <w:t xml:space="preserve">- Peu probable! ABDOUL BALDE  n'arrive pas  à comprendre un petit texte lu dans une langue locale (s02q03). Veuillez corriger ou donner des explications au QG. </w:t>
         <w:br/>
         <w:t xml:space="preserve">- Peu probable! AMADOU BACHIR BALDE  n'arrive pas  à comprendre un petit texte lu dans une langue locale (s02q03). Veuillez corriger ou donner des explications au QG. Peu probable! AMADOU BACHIR BALDE  ne sait ni lire, ni écrire, ni comprendre dans aucune des langues  (s02q01,s02q02,s02q03). Veuillez corriger ou donner des explications au QG. </w:t>
@@ -1070,7 +1070,7 @@
         <w:rPr>
           <w:sz w:val="20"/>
         </w:rPr>
-        <w:t>- La dernière fois que vous avez acheté Autres condiments (persil, céléri, etc.) est chez le voisin et semble exister dans les modalités, prière de prendre attache avec le QG pour plus d'explication afin de la classer bien.  La dernière fois que vous avez acheté Poulet sur pied est chez le voisin et semble exister dans les modalités, prière de prendre attache avec le QG pour plus d'explication afin de la classer bien. Attention ! Le prix unitaire d'achat (100 Fcfa) de Poivre en Sachets (Petit) est relativement élevé par rapport aux autres prix observés dans cette zone. Prière de corriger ou de confirmer avec le QG. Attention ! Le prix unitaire d'achat (1200 Fcfa) de Huile de palme raffinée en Litre (taille unique) est relativement élevé par rapport aux autres prix observés dans cette zone. Prière de corriger ou de confirmer avec le QG. Avertissement!! le prix unitaire (125 Fcfa) de Thé en sachet (unité: Sachets) de taille Petit est très faible ou élevé. Prière de corriger ou de confirmer avec le QG.</w:t>
+        <w:t>- La dernière fois que vous avez acheté Autres condiments (persil, céléri, etc.) est chez le voisin et semble exister dans les modalités, prière de prendre attache avec le QG pour plus d'explication afin de la classer bien.  La dernière fois que vous avez acheté Poulet sur pied est chez le voisin et semble exister dans les modalités, prière de prendre attache avec le QG pour plus d'explication afin de la classer bien. Attention ! Le prix unitaire d'achat (100 Fcfa) de Poivre en Sachets (Petit) est relativement élevé par rapport aux autres prix observés dans cette zone. Prière de corriger ou de confirmer avec le QG. Attention ! Le prix unitaire d'achat (1200 Fcfa) de Huile de palme raffinée en Litre (taille unique) est relativement élevé par rapport aux autres prix observés dans cette zone. Prière de corriger ou de confirmer avec le QG. Attention ! Le prix unitaire d'achat (200 Fcfa) de Banane douce en Tas (Moyen) est relativement faible par rapport aux autres prix observés dans cette zone. Prière de corriger ou de confirmer avec le QG. Avertissement!! le prix unitaire (125 Fcfa) de Thé en sachet (unité: Sachets) de taille Petit est très faible ou élevé. Prière de corriger ou de confirmer avec le QG. Attention ! Le prix unitaire d'achat (125 Fcfa) de Thé en sachet en Sachets (Petit) est relativement élevé par rapport aux autres prix observés dans cette zone. Prière de corriger ou de confirmer avec le QG.</w:t>
       </w:r>
     </w:p>
     <w:p>
@@ -1641,7 +1641,7 @@
         <w:rPr>
           <w:sz w:val="20"/>
         </w:rPr>
-        <w:t>- La dernière fois que vous avez acheté Mâchoiron séchée (Kon) est chez un voisin et semble exister dans les modalités, prière de prendre attache avec le QG pour plus d'explication afin de la classer bien. Attention ! Le prix unitaire d'achat (40 Fcfa) de Patate douce en Tas (Petit) est relativement faible par rapport aux autres prix observés dans cette zone. Prière de corriger ou de confirmer avec le QG. Attention ! Le prix unitaire d'achat (50 Fcfa) de Piment frais en Tas (Petit) est relativement faible par rapport aux autres prix observés dans cette zone. Prière de corriger ou de confirmer avec le QG. Avertissement!! le prix unitaire (125 Fcfa) de Thé en sachet (unité: Sachets) de taille Petit est très faible ou élevé. Prière de corriger ou de confirmer avec le QG.</w:t>
+        <w:t>- La dernière fois que vous avez acheté Mâchoiron séchée (Kon) est chez un voisin et semble exister dans les modalités, prière de prendre attache avec le QG pour plus d'explication afin de la classer bien. Attention ! Le prix unitaire d'achat (100 Fcfa) de Oignon frais en Pièce (Petit) est relativement élevé par rapport aux autres prix observés dans cette zone. Prière de corriger ou de confirmer avec le QG. Attention ! Le prix unitaire d'achat (50 Fcfa) de Piment frais en Tas (Petit) est relativement faible par rapport aux autres prix observés dans cette zone. Prière de corriger ou de confirmer avec le QG. Avertissement!! le prix unitaire (125 Fcfa) de Thé en sachet (unité: Sachets) de taille Petit est très faible ou élevé. Prière de corriger ou de confirmer avec le QG. Attention ! Le prix unitaire d'achat (125 Fcfa) de Thé en sachet en Sachets (Petit) est relativement élevé par rapport aux autres prix observés dans cette zone. Prière de corriger ou de confirmer avec le QG.</w:t>
       </w:r>
     </w:p>
     <w:p>
@@ -1706,10 +1706,6 @@
         <w:rPr>
           <w:sz w:val="20"/>
         </w:rPr>
-        <w:t xml:space="preserve">- Attention ! Autre (à préciser) a été revendu à 30000 Fcfa qui est relativement élevé par rapport aux autres prix de revente observés dans cette zone. Prière de corriger ou de confirmer avec le QG. </w:t>
-        <w:br/>
-        <w:t xml:space="preserve">- Attention ! Hache/pioche a été revendu à 5000 Fcfa qui est relativement élevé par rapport aux autres prix de revente observés dans cette zone. Prière de corriger ou de confirmer avec le QG. </w:t>
-        <w:br/>
         <w:t>- Attention ! Herse a été achété à 3000 Fcfa est relativement élevé par rapport aux autres prix d'achat observés dans cette zone. Prière de corriger ou de confirmer avec le QG. Attention ! Herse a été revendu à 3000 Fcfa qui est relativement élevé par rapport aux autres prix de revente observés dans cette zone. Prière de corriger ou de confirmer avec le QG.</w:t>
       </w:r>
     </w:p>
@@ -2035,6 +2031,27 @@
           <w:color w:val="4672C4"/>
           <w:sz w:val="22"/>
         </w:rPr>
+        <w:t>&gt;&gt; Section0 - Identification et renseignements de controle</w:t>
+      </w:r>
+    </w:p>
+    <w:p>
+      <w:pPr>
+        <w:ind w:left="283"/>
+      </w:pPr>
+      <w:r>
+        <w:rPr>
+          <w:sz w:val="20"/>
+        </w:rPr>
+        <w:t>- Vous avez declaré que le questionnaire est complètement fini mais le questionnaire est en statut partiel, prière de mettre le questionnaire en statut complet s'il est fini.</w:t>
+      </w:r>
+    </w:p>
+    <w:p>
+      <w:r>
+        <w:rPr>
+          <w:b/>
+          <w:color w:val="4672C4"/>
+          <w:sz w:val="22"/>
+        </w:rPr>
         <w:t>&gt;&gt; Section1 - Caracteristiques des membres</w:t>
       </w:r>
     </w:p>
@@ -2079,7 +2096,7 @@
         <w:br/>
         <w:t xml:space="preserve">- Peu probable! DAOUDA GANO  n'arrive pas  à comprendre un petit texte lu dans une langue locale (s02q03). Veuillez corriger ou donner des explications au QG. Peu probable! DAOUDA GANO  ne sait ni lire, ni écrire, ni comprendre dans aucune des langues  (s02q01,s02q02,s02q03). Veuillez corriger ou donner des explications au QG. </w:t>
         <w:br/>
-        <w:t xml:space="preserve">- Peu probable! DAOUDA GANO 2  n'arrive pas  à comprendre un petit texte lu dans une langue locale (s02q03). Veuillez corriger ou donner des explications au QG. </w:t>
+        <w:t xml:space="preserve">- Peu probable! DAOUDA GANO 2  n'arrive pas  à comprendre un petit texte lu dans une langue locale (s02q03). Veuillez corriger ou donner des explications au QG. Attention ! Le frais de scolarité (8400 Fcfa) de DAOUDA GANO 2 en 6ème année de Primaire est relativement élevé par rapport aux autres frais de scolarités observés dans cette zone. Prière de corriger ou de confirmer avec le QG. </w:t>
         <w:br/>
         <w:t xml:space="preserve">- Peu probable! DJILAN GANO  n'arrive pas  à comprendre un petit texte lu dans une langue locale (s02q03). Veuillez corriger ou donner des explications au QG. Peu probable! DJILAN GANO  ne sait ni lire, ni écrire, ni comprendre dans aucune des langues  (s02q01,s02q02,s02q03). Veuillez corriger ou donner des explications au QG. </w:t>
         <w:br/>
@@ -2115,7 +2132,7 @@
         <w:br/>
         <w:t xml:space="preserve">- Peu probable! RASSIDOU GANO  n'arrive pas  à comprendre un petit texte lu dans une langue locale (s02q03). Veuillez corriger ou donner des explications au QG. Peu probable! RASSIDOU GANO  ne sait ni lire, ni écrire, ni comprendre dans aucune des langues  (s02q01,s02q02,s02q03). Veuillez corriger ou donner des explications au QG. </w:t>
         <w:br/>
-        <w:t xml:space="preserve">- Peu probable! RASSIDOU GANO 2  n'arrive pas  à comprendre un petit texte lu dans une langue locale (s02q03). Veuillez corriger ou donner des explications au QG. </w:t>
+        <w:t xml:space="preserve">- Peu probable! RASSIDOU GANO 2  n'arrive pas  à comprendre un petit texte lu dans une langue locale (s02q03). Veuillez corriger ou donner des explications au QG. Attention ! Le frais de scolarité (8400 Fcfa) de RASSIDOU GANO 2 en 6ème année de Primaire est relativement élevé par rapport aux autres frais de scolarités observés dans cette zone. Prière de corriger ou de confirmer avec le QG. </w:t>
         <w:br/>
         <w:t xml:space="preserve">- Peu probable! SIRIFOU GANO  n'arrive pas  à comprendre un petit texte lu dans une langue locale (s02q03). Veuillez corriger ou donner des explications au QG. Peu probable! SIRIFOU GANO  ne sait ni lire, ni écrire, ni comprendre dans aucune des langues  (s02q01,s02q02,s02q03). Veuillez corriger ou donner des explications au QG. </w:t>
         <w:br/>
@@ -2280,7 +2297,7 @@
         <w:rPr>
           <w:sz w:val="20"/>
         </w:rPr>
-        <w:t>- La dernière fois que vous avez acheté Orange  est chez le voisin et semble exister dans les modalités, prière de prendre attache avec le QG pour plus d'explication afin de la classer bien. Attention ! Le prix unitaire d'achat (100 Fcfa) de Ail en Sachets (Petit) est relativement élevé par rapport aux autres prix observés dans cette zone. Prière de corriger ou de confirmer avec le QG. Attention ! Le prix unitaire d'achat (25 Fcfa) de Piment séché en Sachets (Petit) est relativement faible par rapport aux autres prix observés dans cette zone. Prière de corriger ou de confirmer avec le QG. Avertissement!!! Le ménage a consommé 10 Paquet Petit de Thé en sachet, cette quantité semble anormale pour une consommation des 7 derniers jours.Prière de corriger ou de confirmer avec le QG. Avertissement!! le prix unitaire (125 Fcfa) de Thé en sachet (unité: Paquet) de taille Petit est très faible ou élevé. Prière de corriger ou de confirmer avec le QG. Avertissement!!! Le ménage a consommé 10 Sachets Petit de Sucre en poudre , cette quantité semble anormale pour une consommation des 7 derniers jours.Prière de corriger ou de confirmer avec le QG. Avertissement!!!Le ménage a consommé 54 Kg de taille unique de Riz importé parfumé  ce qui semble incoherent pour une consommation aucours des 7 derniers jours, prière de verifier et corriger. Incohérence!! Dans ce ménage, chaque individus consomme par jour 6.856061 Kg  de cereale; Prière de revoir les quantités prises de ces produits. Incohérence!! Dans ce ménage, chaque individus consomme par jour 6.856061 Kg  de cereale; Prière de revoir les quantités prises de ces produits.</w:t>
+        <w:t>- La dernière fois que vous avez acheté Orange  est chez le voisin et semble exister dans les modalités, prière de prendre attache avec le QG pour plus d'explication afin de la classer bien. Attention ! Le prix unitaire d'achat (100 Fcfa) de Ail en Sachets (Petit) est relativement élevé par rapport aux autres prix observés dans cette zone. Prière de corriger ou de confirmer avec le QG. Attention ! Le prix unitaire d'achat (100 Fcfa) de Feuilles de patate en Sachets (Petit) est relativement élevé par rapport aux autres prix observés dans cette zone. Prière de corriger ou de confirmer avec le QG. Attention ! Le prix unitaire d'achat (187.5 Fcfa) de Banane douce en Tas (Moyen) est relativement faible par rapport aux autres prix observés dans cette zone. Prière de corriger ou de confirmer avec le QG. Attention ! Le prix unitaire d'achat (25 Fcfa) de Piment séché en Sachets (Petit) est relativement faible par rapport aux autres prix observés dans cette zone. Prière de corriger ou de confirmer avec le QG. Attention ! Le prix unitaire d'achat (600 Fcfa) de Niébé/Haricots secs en Sachets (Moyen) est relativement élevé par rapport aux autres prix observés dans cette zone. Prière de corriger ou de confirmer avec le QG. Avertissement!!! Le ménage a consommé 10 Paquet Petit de Thé en sachet, cette quantité semble anormale pour une consommation des 7 derniers jours.Prière de corriger ou de confirmer avec le QG. Avertissement!! le prix unitaire (125 Fcfa) de Thé en sachet (unité: Paquet) de taille Petit est très faible ou élevé. Prière de corriger ou de confirmer avec le QG. Avertissement!!! Le ménage a consommé 10 Sachets Petit de Sucre en poudre , cette quantité semble anormale pour une consommation des 7 derniers jours.Prière de corriger ou de confirmer avec le QG. Avertissement!!!Le ménage a consommé 54 Kg de taille unique de Riz importé parfumé  ce qui semble incoherent pour une consommation aucours des 7 derniers jours, prière de verifier et corriger.</w:t>
       </w:r>
     </w:p>
     <w:p>
@@ -2500,8 +2517,6 @@
         <w:rPr>
           <w:sz w:val="20"/>
         </w:rPr>
-        <w:t xml:space="preserve">- Attention ! Hache/pioche a été revendu à 5000 Fcfa qui est relativement élevé par rapport aux autres prix de revente observés dans cette zone. Prière de corriger ou de confirmer avec le QG. </w:t>
-        <w:br/>
         <w:t xml:space="preserve">- Attention ! Houe/daba/hilaire a été achété à 35000 Fcfa est relativement élevé par rapport aux autres prix d'achat observés dans cette zone. Prière de corriger ou de confirmer avec le QG. Attention ! Houe/daba/hilaire a été revendu à 35000 Fcfa qui est relativement élevé par rapport aux autres prix de revente observés dans cette zone. Prière de corriger ou de confirmer avec le QG. </w:t>
         <w:br/>
         <w:t>- Avertissement!! Le prix d'achat (360000 FCFA) de Animaux de labour est inférieur aux prix de revente (400000 FCFA), prière de verifier et corriger ou confirmer l'information avec le QG.</w:t>
@@ -2850,31 +2865,6 @@
           <w:color w:val="4672C4"/>
           <w:sz w:val="22"/>
         </w:rPr>
-        <w:t>&gt;&gt; Section1 - Caracteristiques des membres</w:t>
-      </w:r>
-    </w:p>
-    <w:p>
-      <w:pPr>
-        <w:ind w:left="283"/>
-      </w:pPr>
-      <w:r>
-        <w:rPr>
-          <w:sz w:val="20"/>
-        </w:rPr>
-        <w:t xml:space="preserve">- Les informations sur l'acte de naissance (ni Jours, ni mois et ni années) de  Tidiane baldè  manquent, s'il vous plait pouvez-vous fournir d'effort pour avoir ces informations. </w:t>
-        <w:br/>
-        <w:t xml:space="preserve">- Les informations sur l'acte de naissance (ni Jours, ni mois et ni années) de  mariama baldè  manquent, s'il vous plait pouvez-vous fournir d'effort pour avoir ces informations. </w:t>
-        <w:br/>
-        <w:t>- Les informations sur l'acte de naissance (ni Jours, ni mois et ni années) de  yoba baldè  manquent, s'il vous plait pouvez-vous fournir d'effort pour avoir ces informations.</w:t>
-      </w:r>
-    </w:p>
-    <w:p>
-      <w:r>
-        <w:rPr>
-          <w:b/>
-          <w:color w:val="4672C4"/>
-          <w:sz w:val="22"/>
-        </w:rPr>
         <w:t>&gt;&gt; Section2 - Education</w:t>
       </w:r>
     </w:p>
@@ -2890,7 +2880,7 @@
         <w:br/>
         <w:t xml:space="preserve">- Peu probable! adama baldè  n'arrive pas  à comprendre un petit texte lu dans une langue locale (s02q03). Veuillez corriger ou donner des explications au QG. Peu probable! adama baldè  ne sait ni lire, ni écrire, ni comprendre dans aucune des langues  (s02q01,s02q02,s02q03). Veuillez corriger ou donner des explications au QG. </w:t>
         <w:br/>
-        <w:t xml:space="preserve">- Peu probable! hamadou balde  n'arrive pas  à comprendre un petit texte lu dans une langue locale (s02q03). Veuillez corriger ou donner des explications au QG. Peu probable! hamadou balde  ne sait ni lire, ni écrire, ni comprendre dans aucune des langues  (s02q01,s02q02,s02q03). Veuillez corriger ou donner des explications au QG. </w:t>
+        <w:t xml:space="preserve">- Peu probable! hamadou balde  n'arrive pas  à comprendre un petit texte lu dans une langue locale (s02q03). Veuillez corriger ou donner des explications au QG. </w:t>
         <w:br/>
         <w:t xml:space="preserve">- Peu probable! mariama baldè  n'arrive pas  à comprendre un petit texte lu dans une langue locale (s02q03). Veuillez corriger ou donner des explications au QG. Peu probable! mariama baldè  ne sait ni lire, ni écrire, ni comprendre dans aucune des langues  (s02q01,s02q02,s02q03). Veuillez corriger ou donner des explications au QG. </w:t>
         <w:br/>
@@ -2906,52 +2896,6 @@
           <w:color w:val="4672C4"/>
           <w:sz w:val="22"/>
         </w:rPr>
-        <w:t>&gt;&gt; Section3 - Sante</w:t>
-      </w:r>
-    </w:p>
-    <w:p>
-      <w:pPr>
-        <w:ind w:left="283"/>
-      </w:pPr>
-      <w:r>
-        <w:rPr>
-          <w:sz w:val="20"/>
-        </w:rPr>
-        <w:t xml:space="preserve">- Le principal problème de santé que woudè baldè a eu est maux de ventre et semble exister dans les modalités, prière de prendre attache avec le QG pour plus d'explication afin de la classer bien. </w:t>
-        <w:br/>
-        <w:t>- Le principal problème de santé que yoba baldè a eu est male de main et semble exister dans les modalités, prière de prendre attache avec le QG pour plus d'explication afin de la classer bien.</w:t>
-      </w:r>
-    </w:p>
-    <w:p>
-      <w:r>
-        <w:rPr>
-          <w:b/>
-          <w:color w:val="4672C4"/>
-          <w:sz w:val="22"/>
-        </w:rPr>
-        <w:t>&gt;&gt; Section4a - Emploi</w:t>
-      </w:r>
-    </w:p>
-    <w:p>
-      <w:pPr>
-        <w:ind w:left="283"/>
-      </w:pPr>
-      <w:r>
-        <w:rPr>
-          <w:sz w:val="20"/>
-        </w:rPr>
-        <w:t xml:space="preserve">- Avertissement! Nombre d'heure que Tidiane baldè a consacré à son emploi au cours des 7 derniers jours est trop élevé, veuillez revoir s'il vous plait ou confirmer cette information avec le QG. </w:t>
-        <w:br/>
-        <w:t>- Avertissement! Nombre d'heure que hamadou balde a consacré à son emploi au cours des 7 derniers jours est trop élevé, veuillez revoir s'il vous plait ou confirmer cette information avec le QG.</w:t>
-      </w:r>
-    </w:p>
-    <w:p>
-      <w:r>
-        <w:rPr>
-          <w:b/>
-          <w:color w:val="4672C4"/>
-          <w:sz w:val="22"/>
-        </w:rPr>
         <w:t>&gt;&gt; Section4b - Emploi - Activite principale</w:t>
       </w:r>
     </w:p>
@@ -2965,13 +2909,13 @@
         </w:rPr>
         <w:t xml:space="preserve">- Tidiane baldè est un agriculteur dans un milieu rural donc il travaille principalement  pour son propre compte ou contribue à une entreprise familiale, prière de regarder la question s04q46.  Incohérence! Tidiane baldè  evolue dans l'agriculture mais est  considéré comme salarié ou stagiaire/apprenti non renuméré, prière de revoir la question s04q46 et corriger. Avertissement!!! Tidiane baldè enquêté dans l'emploi principale n'a pas declaré son salaire prière de fournir plus d'effort pour lui demander son salire, vous pouvez utiliser des stratégies pour faire une estimation ou demander des conseils au QG. Avertissement!!! Tidiane baldè enquêté dans l'emploi principale n'a pas declaré son revenu prière de fournir plus d'effort pour lui demander son revenu, vous pouvez utiliser des stratégies pour faire une estimation ou demander des conseils au QG. </w:t>
         <w:br/>
-        <w:t xml:space="preserve">- Incohérence! adama baldè est agriculteur mais dit avoir bénéficié de congé de maladie, prière de corriger ou de confirmer cette information avec le QG. Nombre de mois exercé par adama baldè dans l'emploi au cours des 12 derniers mois semble faible, veuillez corriger s'il vous plait ou comfirmer avec le QG.  adama baldè est un agriculteur dans un milieu rural donc il travaille principalement  pour son propre compte ou contribue à une entreprise familiale, prière de regarder la question s04q46.  Incohérence! adama baldè  evolue dans l'agriculture mais est  considéré comme salarié ou stagiaire/apprenti non renuméré, prière de revoir la question s04q46 et corriger. Avertissement!!! adama baldè enquêté dans l'emploi principale n'a pas declaré son salaire prière de fournir plus d'effort pour lui demander son salire, vous pouvez utiliser des stratégies pour faire une estimation ou demander des conseils au QG. Avertissement!!! adama baldè enquêté dans l'emploi principale n'a pas declaré son revenu prière de fournir plus d'effort pour lui demander son revenu, vous pouvez utiliser des stratégies pour faire une estimation ou demander des conseils au QG. </w:t>
+        <w:t xml:space="preserve">-  adama baldè est un agriculteur dans un milieu rural donc il travaille principalement  pour son propre compte ou contribue à une entreprise familiale, prière de regarder la question s04q46.  Incohérence! adama baldè  evolue dans l'agriculture mais est  considéré comme salarié ou stagiaire/apprenti non renuméré, prière de revoir la question s04q46 et corriger. Avertissement!!! adama baldè enquêté dans l'emploi principale n'a pas declaré son salaire prière de fournir plus d'effort pour lui demander son salire, vous pouvez utiliser des stratégies pour faire une estimation ou demander des conseils au QG. Avertissement!!! adama baldè enquêté dans l'emploi principale n'a pas declaré son revenu prière de fournir plus d'effort pour lui demander son revenu, vous pouvez utiliser des stratégies pour faire une estimation ou demander des conseils au QG. </w:t>
         <w:br/>
-        <w:t xml:space="preserve">- Incohérence! hamadou balde est agriculteur mais dit avoir bénéficié de congé de maladie, prière de corriger ou de confirmer cette information avec le QG.  hamadou balde est un agriculteur dans un milieu rural donc il travaille principalement  pour son propre compte ou contribue à une entreprise familiale, prière de regarder la question s04q46.  Incohérence! hamadou balde  evolue dans l'agriculture mais est  considéré comme salarié ou stagiaire/apprenti non renuméré, prière de revoir la question s04q46 et corriger. Avertissement!!! hamadou balde enquêté dans l'emploi principale n'a pas declaré son salaire prière de fournir plus d'effort pour lui demander son salire, vous pouvez utiliser des stratégies pour faire une estimation ou demander des conseils au QG. Avertissement!!! hamadou balde enquêté dans l'emploi principale n'a pas declaré son revenu prière de fournir plus d'effort pour lui demander son revenu, vous pouvez utiliser des stratégies pour faire une estimation ou demander des conseils au QG. </w:t>
+        <w:t xml:space="preserve">-  woudè baldè est un agriculteur dans un milieu rural donc il travaille principalement  pour son propre compte ou contribue à une entreprise familiale, prière de regarder la question s04q46.  Incohérence! woudè baldè  evolue dans l'agriculture mais est  considéré comme salarié ou stagiaire/apprenti non renuméré, prière de revoir la question s04q46 et corriger. </w:t>
         <w:br/>
-        <w:t xml:space="preserve">- Incohérence! woudè baldè est agriculteur mais dit avoir bénéficié de congé de maladie, prière de corriger ou de confirmer cette information avec le QG.  woudè baldè est un agriculteur dans un milieu rural donc il travaille principalement  pour son propre compte ou contribue à une entreprise familiale, prière de regarder la question s04q46.  Incohérence! woudè baldè  evolue dans l'agriculture mais est  considéré comme salarié ou stagiaire/apprenti non renuméré, prière de revoir la question s04q46 et corriger. Avertissement!!! woudè baldè enquêté dans l'emploi principale n'a pas declaré son salaire prière de fournir plus d'effort pour lui demander son salire, vous pouvez utiliser des stratégies pour faire une estimation ou demander des conseils au QG. Avertissement!!! woudè baldè enquêté dans l'emploi principale n'a pas declaré son revenu prière de fournir plus d'effort pour lui demander son revenu, vous pouvez utiliser des stratégies pour faire une estimation ou demander des conseils au QG. </w:t>
+        <w:t xml:space="preserve">- Incohérence! hamadou balde est agriculteur mais dit avoir bénéficié de congé de maladie, prière de corriger ou de confirmer cette information avec le QG.  hamadou balde est un agriculteur dans un milieu rural donc il travaille principalement  pour son propre compte ou contribue à une entreprise familiale, prière de regarder la question s04q46.  Incohérence! hamadou balde  evolue dans l'agriculture mais est  considéré comme salarié ou stagiaire/apprenti non renuméré, prière de revoir la question s04q46 et corriger. </w:t>
         <w:br/>
-        <w:t>- Incohérence! yoba baldè est agriculteur mais dit avoir bénéficié de congé de maladie, prière de corriger ou de confirmer cette information avec le QG. Nombre de mois exercé par yoba baldè dans l'emploi au cours des 12 derniers mois semble faible, veuillez corriger s'il vous plait ou comfirmer avec le QG.  yoba baldè est un agriculteur dans un milieu rural donc il travaille principalement  pour son propre compte ou contribue à une entreprise familiale, prière de regarder la question s04q46.  Incohérence! yoba baldè  evolue dans l'agriculture mais est  considéré comme salarié ou stagiaire/apprenti non renuméré, prière de revoir la question s04q46 et corriger. Avertissement!!! yoba baldè enquêté dans l'emploi principale n'a pas declaré son salaire prière de fournir plus d'effort pour lui demander son salire, vous pouvez utiliser des stratégies pour faire une estimation ou demander des conseils au QG. Avertissement!!! yoba baldè enquêté dans l'emploi principale n'a pas declaré son revenu prière de fournir plus d'effort pour lui demander son revenu, vous pouvez utiliser des stratégies pour faire une estimation ou demander des conseils au QG.</w:t>
+        <w:t>- Nombre de mois exercé par yoba baldè dans l'emploi au cours des 12 derniers mois semble faible, veuillez corriger s'il vous plait ou comfirmer avec le QG.  yoba baldè est un agriculteur dans un milieu rural donc il travaille principalement  pour son propre compte ou contribue à une entreprise familiale, prière de regarder la question s04q46.  Incohérence! yoba baldè  evolue dans l'agriculture mais est  considéré comme salarié ou stagiaire/apprenti non renuméré, prière de revoir la question s04q46 et corriger. Avertissement!!! yoba baldè enquêté dans l'emploi principale n'a pas declaré son salaire prière de fournir plus d'effort pour lui demander son salire, vous pouvez utiliser des stratégies pour faire une estimation ou demander des conseils au QG. Avertissement!!! yoba baldè enquêté dans l'emploi principale n'a pas declaré son revenu prière de fournir plus d'effort pour lui demander son revenu, vous pouvez utiliser des stratégies pour faire une estimation ou demander des conseils au QG.</w:t>
       </w:r>
     </w:p>
     <w:p>
@@ -2992,28 +2936,7 @@
         <w:rPr>
           <w:sz w:val="20"/>
         </w:rPr>
-        <w:t>- La dernière fois que vous avez acheté Aubergine sauvage  est chez le voisin et semble exister dans les modalités, prière de prendre attache avec le QG pour plus d'explication afin de la classer bien.  La dernière fois que vous avez acheté Citron est chez le voisin et semble exister dans les modalités, prière de prendre attache avec le QG pour plus d'explication afin de la classer bien.  La dernière fois que vous avez acheté Gombo frais est chez le voisin et semble exister dans les modalités, prière de prendre attache avec le QG pour plus d'explication afin de la classer bien.  La dernière fois que vous avez acheté Mâchoiron séchée (Kon) est chez le voisin et semble exister dans les modalités, prière de prendre attache avec le QG pour plus d'explication afin de la classer bien.  La dernière fois que vous avez acheté Piment séché est chez le voisin et semble exister dans les modalités, prière de prendre attache avec le QG pour plus d'explication afin de la classer bien.  La dernière fois que vous avez acheté Tomate fraîche est chez le voisin et semble exister dans les modalités, prière de prendre attache avec le QG pour plus d'explication afin de la classer bien. Attention ! Le prix unitaire d'achat (175 Fcfa) de Sucre en poudre  en Sachets (Petit) est relativement élevé par rapport aux autres prix observés dans cette zone. Prière de corriger ou de confirmer avec le QG. Avertissement!! le prix unitaire (125 Fcfa) de Thé en sachet (unité: Sachets) de taille Petit est très faible ou élevé. Prière de corriger ou de confirmer avec le QG.  La dernière fois que vous avez acheté Thé en sachet est chez le voisin et semble exister dans les modalités, prière de prendre attache avec le QG pour plus d'explication afin de la classer bien. Difficile de consommer le Sel en Boite de tomate/Pot Petit prière de verifier.</w:t>
-      </w:r>
-    </w:p>
-    <w:p>
-      <w:r>
-        <w:rPr>
-          <w:b/>
-          <w:color w:val="4672C4"/>
-          <w:sz w:val="22"/>
-        </w:rPr>
-        <w:t>&gt;&gt; Section8 - Sécurite alimentaire</w:t>
-      </w:r>
-    </w:p>
-    <w:p>
-      <w:pPr>
-        <w:ind w:left="283"/>
-      </w:pPr>
-      <w:r>
-        <w:rPr>
-          <w:sz w:val="20"/>
-        </w:rPr>
-        <w:t>- Prière de fournir d'effort pour avoir des réponses exactes au lieu de NSP ou Refus. Prière de demander le ménage pour renseigner le reste (Section 8).</w:t>
+        <w:t>- La dernière fois que vous avez acheté Mâchoiron séchée (Kon) est chez le voisin et semble exister dans les modalités, prière de prendre attache avec le QG pour plus d'explication afin de la classer bien. Attention ! Le prix unitaire d'achat (100 Fcfa) de Huile d'arachide (Segal) Artisanale en Litre (taille unique) est relativement faible par rapport aux autres prix observés dans cette zone. Prière de corriger ou de confirmer avec le QG. Attention ! Le prix unitaire d'achat (100 Fcfa) de Oignon frais en Pièce (Petit) est relativement élevé par rapport aux autres prix observés dans cette zone. Prière de corriger ou de confirmer avec le QG. Attention ! Le prix unitaire d'achat (175 Fcfa) de Sucre en poudre  en Sachets (Petit) est relativement élevé par rapport aux autres prix observés dans cette zone. Prière de corriger ou de confirmer avec le QG. Avertissement!! le prix unitaire (125 Fcfa) de Thé en sachet (unité: Sachets) de taille Petit est très faible ou élevé. Prière de corriger ou de confirmer avec le QG. Attention ! Le prix unitaire d'achat (125 Fcfa) de Thé en sachet en Sachets (Petit) est relativement élevé par rapport aux autres prix observés dans cette zone. Prière de corriger ou de confirmer avec le QG. Difficile de consommer le Sel en Boite de tomate/Pot Petit prière de verifier.</w:t>
       </w:r>
     </w:p>
     <w:p>
@@ -3065,27 +2988,6 @@
           <w:color w:val="4672C4"/>
           <w:sz w:val="22"/>
         </w:rPr>
-        <w:t>&gt;&gt; Section11 - Caracteristiques logement</w:t>
-      </w:r>
-    </w:p>
-    <w:p>
-      <w:pPr>
-        <w:ind w:left="283"/>
-      </w:pPr>
-      <w:r>
-        <w:rPr>
-          <w:sz w:val="20"/>
-        </w:rPr>
-        <w:t>- Le moyen que le ménage utilise pour se débarrasser des excréments hors de la concession est pas de vidange si cest plain on enterre et semble exister dans les modalités, prière de prendre attache avec le QG pour plus d'explication afin de la classer bien.</w:t>
-      </w:r>
-    </w:p>
-    <w:p>
-      <w:r>
-        <w:rPr>
-          <w:b/>
-          <w:color w:val="4672C4"/>
-          <w:sz w:val="22"/>
-        </w:rPr>
         <w:t>&gt;&gt; Section12 - Actifs du menage</w:t>
       </w:r>
     </w:p>
@@ -3118,13 +3020,13 @@
         <w:rPr>
           <w:sz w:val="20"/>
         </w:rPr>
-        <w:t xml:space="preserve">- Avertissement!! La parcelle a comme nom (1) qui ne semble pas être un bon nom ou contient des lettres, prière de mettre le vrai nom de la parcelle. La parcelle 1 n'a pas été mésurée pour des raisons comme qu'elle est trop petite, GPS en panne et que le Ménage indisponible. Nous vous rappelons que ces raisons ne passent pas pour la non mesure des parcelles prière de les mésurer. Le document légal (titre, acte, certificat etc. ) qui affirme votre possession de la parcelle 1 est  et semble exister dans les modalités, prière de prendre attache avec le QG pour plus d'explication afin de la classer bien. </w:t>
+        <w:t xml:space="preserve">- La parcelle parcelle de riz n'a pas été mésurée pour des raisons comme qu'elle est trop petite, GPS en panne et que le Ménage indisponible. Nous vous rappelons que ces raisons ne passent pas pour la non mesure des parcelles prière de les mésurer. Le document légal (titre, acte, certificat etc. ) qui affirme votre possession de la parcelle parcelle de riz est  et semble exister dans les modalités, prière de prendre attache avec le QG pour plus d'explication afin de la classer bien. </w:t>
         <w:br/>
-        <w:t xml:space="preserve">- Avertissement!! La parcelle a comme nom (1) qui ne semble pas être un bon nom ou contient des lettres, prière de mettre le vrai nom de la parcelle. La parcelle 1 n'a pas été mésurée pour des raisons comme qu'elle est trop petite, GPS en panne et que le Ménage indisponible. Nous vous rappelons que ces raisons ne passent pas pour la non mesure des parcelles prière de les mésurer. Le document légal (titre, acte, certificat etc. ) qui affirme votre possession de la parcelle 1 est  et semble exister dans les modalités, prière de prendre attache avec le QG pour plus d'explication afin de la classer bien. </w:t>
+        <w:t xml:space="preserve">- La parcelle parcelle de sésame n'a pas été mésurée pour des raisons comme qu'elle est trop petite, GPS en panne et que le Ménage indisponible. Nous vous rappelons que ces raisons ne passent pas pour la non mesure des parcelles prière de les mésurer. Le document légal (titre, acte, certificat etc. ) qui affirme votre possession de la parcelle parcelle de sésame est  et semble exister dans les modalités, prière de prendre attache avec le QG pour plus d'explication afin de la classer bien. </w:t>
         <w:br/>
-        <w:t xml:space="preserve">- Avertissement!! La parcelle a comme nom (1) qui ne semble pas être un bon nom ou contient des lettres, prière de mettre le vrai nom de la parcelle. La quantité d'utilisation de NPK dans la parcelle 1 est de 80 Kilogramme et semble élevé, prière de corriger. Le document légal (titre, acte, certificat etc. ) qui affirme votre possession de la parcelle 1 est  et semble exister dans les modalités, prière de prendre attache avec le QG pour plus d'explication afin de la classer bien. La raison principale de la non mesure de la parcelle 1 est pas de gps et semble exister dans les modalités, prière de prendre attache avec le QG pour plus d'explication afin de la classer bien. </w:t>
+        <w:t xml:space="preserve">- La superficie de la parcelle parcelle de maïs selon les mesures GPS est de 9921.5 hectare qui semble élevé ou faible, prière de corriger. Le document légal (titre, acte, certificat etc. ) qui affirme votre possession de la parcelle parcelle de maïs est  et semble exister dans les modalités, prière de prendre attache avec le QG pour plus d'explication afin de la classer bien. </w:t>
         <w:br/>
-        <w:t>- La parcelle parcelle de maïs n'a pas été mésurée pour des raisons comme qu'elle est trop petite, GPS en panne et que le Ménage indisponible. Nous vous rappelons que ces raisons ne passent pas pour la non mesure des parcelles prière de les mésurer. Le document légal (titre, acte, certificat etc. ) qui affirme votre possession de la parcelle parcelle de maïs est  et semble exister dans les modalités, prière de prendre attache avec le QG pour plus d'explication afin de la classer bien.</w:t>
+        <w:t>- Le document légal (titre, acte, certificat etc. ) qui affirme votre possession de la parcelle parcelle de d’arachide est  et semble exister dans les modalités, prière de prendre attache avec le QG pour plus d'explication afin de la classer bien. La raison principale de la non mesure de la parcelle parcelle de d’arachide est pas de gps et semble exister dans les modalités, prière de prendre attache avec le QG pour plus d'explication afin de la classer bien.</w:t>
       </w:r>
     </w:p>
     <w:p>
@@ -3145,15 +3047,7 @@
         <w:rPr>
           <w:sz w:val="20"/>
         </w:rPr>
-        <w:t xml:space="preserve">- Prière de renseigner la valeur de ce produit consommé ou stocké par votre ménage au cours des 12 derniers mois, prière de fournir d'effort pour avoir une estimation (s18cq03) au lieu de 9999. </w:t>
-        <w:br/>
-        <w:t xml:space="preserve">- Prière de renseigner la valeur de ce produit consommé ou stocké par votre ménage au cours des 12 derniers mois, prière de fournir d'effort pour avoir une estimation (s18cq03) au lieu de 9999. </w:t>
-        <w:br/>
-        <w:t xml:space="preserve">- Prière de renseigner la valeur de ce produit consommé ou stocké par votre ménage au cours des 12 derniers mois, prière de fournir d'effort pour avoir une estimation (s18cq03) au lieu de 9999. </w:t>
-        <w:br/>
-        <w:t xml:space="preserve">- Prière de renseigner la valeur de ce produit consommé ou stocké par votre ménage au cours des 12 derniers mois, prière de fournir d'effort pour avoir une estimation (s18cq03) au lieu de 9999. </w:t>
-        <w:br/>
-        <w:t xml:space="preserve">- Prière de renseigner la valeur de ce produit consommé ou stocké par votre ménage au cours des 12 derniers mois, prière de fournir d'effort pour avoir une estimation (s18cq03) au lieu de 9999. Prière de renseigner le montant que ces ventes ont rapporté au ménage au cours des 12 derniers mois, prière de fournir d'effort pour avoir une estimation (s18cq05) au lieu de 9999. Prière de renseigner l'unité de temps pour la question s18cq05. </w:t>
+        <w:t xml:space="preserve">- Prière de renseigner le montant que ces ventes ont rapporté au ménage au cours des 12 derniers mois, prière de fournir d'effort pour avoir une estimation (s18cq05) au lieu de 9999. Prière de renseigner l'unité de temps pour la question s18cq05. </w:t>
         <w:br/>
         <w:t>- Prière de verifier la valeur de ce produit consommé ou stocké par mois dans le ménage, prière de corriger ou confirmer avec le QG.</w:t>
       </w:r>
@@ -3480,7 +3374,7 @@
           <w:color w:val="4672C4"/>
           <w:sz w:val="22"/>
         </w:rPr>
-        <w:t>&gt;&gt; Section0 - Identification et renseignements de controle</w:t>
+        <w:t>&gt;&gt; Section2 - Education</w:t>
       </w:r>
     </w:p>
     <w:p>
@@ -3491,28 +3385,7 @@
         <w:rPr>
           <w:sz w:val="20"/>
         </w:rPr>
-        <w:t>- Le questionnaire semble ne pas être complètement fini mais le questionnaire est en statut complet, prière de compléter le questionnaire.</w:t>
-      </w:r>
-    </w:p>
-    <w:p>
-      <w:r>
-        <w:rPr>
-          <w:b/>
-          <w:color w:val="4672C4"/>
-          <w:sz w:val="22"/>
-        </w:rPr>
-        <w:t>&gt;&gt; Section2 - Education</w:t>
-      </w:r>
-    </w:p>
-    <w:p>
-      <w:pPr>
-        <w:ind w:left="283"/>
-      </w:pPr>
-      <w:r>
-        <w:rPr>
-          <w:sz w:val="20"/>
-        </w:rPr>
-        <w:t xml:space="preserve">- Peu probable! AMETH BALDE  n'arrive pas  à comprendre un petit texte lu dans une langue locale (s02q03). Veuillez corriger ou donner des explications au QG. </w:t>
+        <w:t xml:space="preserve">- Peu probable! AMETH BALDE  n'arrive pas  à comprendre un petit texte lu dans une langue locale (s02q03). Veuillez corriger ou donner des explications au QG. Attention ! Le frais de scolarité (8400 Fcfa) de AMETH BALDE en 6ème année de Primaire est relativement élevé par rapport aux autres frais de scolarités observés dans cette zone. Prière de corriger ou de confirmer avec le QG. </w:t>
         <w:br/>
         <w:t xml:space="preserve">- Peu probable! HAWA BALDE  n'arrive pas  à comprendre un petit texte lu dans une langue locale (s02q03). Veuillez corriger ou donner des explications au QG. Peu probable! HAWA BALDE  ne sait ni lire, ni écrire, ni comprendre dans aucune des langues  (s02q01,s02q02,s02q03). Veuillez corriger ou donner des explications au QG. </w:t>
         <w:br/>
@@ -3566,7 +3439,7 @@
         <w:rPr>
           <w:sz w:val="20"/>
         </w:rPr>
-        <w:t>- Avertissement!! le prix unitaire (125 Fcfa) de Thé en sachet (unité: Sachets) de taille Petit est très faible ou élevé. Prière de corriger ou de confirmer avec le QG. Incohérence!! Dans ce ménage, chaque individus consomme par jour .5357143 Kg  de cereale; Prière de revoir les quantités prises de ces produits.</w:t>
+        <w:t>- Avertissement!! le prix unitaire (125 Fcfa) de Thé en sachet (unité: Sachets) de taille Petit est très faible ou élevé. Prière de corriger ou de confirmer avec le QG. Attention ! Le prix unitaire d'achat (125 Fcfa) de Thé en sachet en Sachets (Petit) est relativement élevé par rapport aux autres prix observés dans cette zone. Prière de corriger ou de confirmer avec le QG. Incohérence!! Dans ce ménage, chaque individus consomme par jour .5357143 Kg  de cereale; Prière de revoir les quantités prises de ces produits.</w:t>
       </w:r>
     </w:p>
     <w:p>
@@ -4166,7 +4039,7 @@
         <w:rPr>
           <w:sz w:val="20"/>
         </w:rPr>
-        <w:t>- La dernière fois que vous avez acheté Carotte est chez son voisin et semble exister dans les modalités, prière de prendre attache avec le QG pour plus d'explication afin de la classer bien.  La dernière fois que vous avez acheté Choux est chez le voisin et semble exister dans les modalités, prière de prendre attache avec le QG pour plus d'explication afin de la classer bien. Attention ! Le prix unitaire d'achat (100 Fcfa) de Poivre en Sachets (Petit) est relativement élevé par rapport aux autres prix observés dans cette zone. Prière de corriger ou de confirmer avec le QG. Attention ! Le prix unitaire d'achat (175 Fcfa) de Concentré de tomate en Sachets (Petit) est relativement élevé par rapport aux autres prix observés dans cette zone. Prière de corriger ou de confirmer avec le QG. Attention ! Le prix unitaire d'achat (200 Fcfa) de Oignon frais en Pièce (Moyen) est relativement élevé par rapport aux autres prix observés dans cette zone. Prière de corriger ou de confirmer avec le QG. Attention ! Le prix unitaire d'achat (800 Fcfa) de Macaroni en Sachets (Moyen) est relativement élevé par rapport aux autres prix observés dans cette zone. Prière de corriger ou de confirmer avec le QG. Avertissement!! le prix unitaire (125 Fcfa) de Thé en sachet (unité: Sachets) de taille Petit est très faible ou élevé. Prière de corriger ou de confirmer avec le QG. Difficile de consommer le Sel en Sachets industriel Tres petit prière de verifier. Incohérence!! Dans ce ménage, chaque individus consomme par jour .6190476 Kg  de cereale; Prière de revoir les quantités prises de ces produits. Incohérence!! Dans ce ménage, chaque individus consomme par jour .6190476 Kg  de cereale; Prière de revoir les quantités prises de ces produits. Incohérence!! Dans ce ménage, chaque individus consomme par jour .6190476 Kg  de cereale; Prière de revoir les quantités prises de ces produits. Incohérence!! Dans ce ménage, chaque individus consomme par jour .6190476 Kg  de cereale; Prière de revoir les quantités prises de ces produits.</w:t>
+        <w:t>- La dernière fois que vous avez acheté Carotte est chez son voisin et semble exister dans les modalités, prière de prendre attache avec le QG pour plus d'explication afin de la classer bien.  La dernière fois que vous avez acheté Choux est chez le voisin et semble exister dans les modalités, prière de prendre attache avec le QG pour plus d'explication afin de la classer bien. Attention ! Le prix unitaire d'achat (100 Fcfa) de Poivre en Sachets (Petit) est relativement élevé par rapport aux autres prix observés dans cette zone. Prière de corriger ou de confirmer avec le QG. Attention ! Le prix unitaire d'achat (175 Fcfa) de Concentré de tomate en Sachets (Petit) est relativement élevé par rapport aux autres prix observés dans cette zone. Prière de corriger ou de confirmer avec le QG. Attention ! Le prix unitaire d'achat (200 Fcfa) de Oignon frais en Pièce (Moyen) est relativement élevé par rapport aux autres prix observés dans cette zone. Prière de corriger ou de confirmer avec le QG. Attention ! Le prix unitaire d'achat (500 Fcfa) de Piment séché en Sachets (Moyen) est relativement élevé par rapport aux autres prix observés dans cette zone. Prière de corriger ou de confirmer avec le QG. Attention ! Le prix unitaire d'achat (800 Fcfa) de Macaroni en Sachets (Moyen) est relativement élevé par rapport aux autres prix observés dans cette zone. Prière de corriger ou de confirmer avec le QG. Avertissement!! le prix unitaire (125 Fcfa) de Thé en sachet (unité: Sachets) de taille Petit est très faible ou élevé. Prière de corriger ou de confirmer avec le QG. Attention ! Le prix unitaire d'achat (125 Fcfa) de Thé en sachet en Sachets (Petit) est relativement élevé par rapport aux autres prix observés dans cette zone. Prière de corriger ou de confirmer avec le QG. Difficile de consommer le Sel en Sachets industriel Tres petit prière de verifier. Incohérence!! Dans ce ménage, chaque individus consomme par jour .6190476 Kg  de cereale; Prière de revoir les quantités prises de ces produits. Incohérence!! Dans ce ménage, chaque individus consomme par jour .6190476 Kg  de cereale; Prière de revoir les quantités prises de ces produits. Incohérence!! Dans ce ménage, chaque individus consomme par jour .6190476 Kg  de cereale; Prière de revoir les quantités prises de ces produits. Incohérence!! Dans ce ménage, chaque individus consomme par jour .6190476 Kg  de cereale; Prière de revoir les quantités prises de ces produits.</w:t>
       </w:r>
     </w:p>
     <w:p>
@@ -4730,7 +4603,7 @@
         <w:rPr>
           <w:sz w:val="20"/>
         </w:rPr>
-        <w:t>- La dernière fois que vous avez acheté Arachides pilées est chez le voisin et semble exister dans les modalités, prière de prendre attache avec le QG pour plus d'explication afin de la classer bien.  La dernière fois que vous avez acheté Aubergine   est menage voisin et semble exister dans les modalités, prière de prendre attache avec le QG pour plus d'explication afin de la classer bien.  La dernière fois que vous avez acheté Carotte est chez voisin et semble exister dans les modalités, prière de prendre attache avec le QG pour plus d'explication afin de la classer bien.  La dernière fois que vous avez acheté Choux est chez le voisin et semble exister dans les modalités, prière de prendre attache avec le QG pour plus d'explication afin de la classer bien.  La dernière fois que vous avez acheté Courge est propre production et semble exister dans les modalités, prière de prendre attache avec le QG pour plus d'explication afin de la classer bien.  La dernière fois que vous avez acheté Jus de fruits type 1 (orange, ananas, bissap, gingembre, jus de cajou, etc.) est ma propre transformation et semble exister dans les modalités, prière de prendre attache avec le QG pour plus d'explication afin de la classer bien.  La dernière fois que vous avez acheté Piment frais est chez le voisin et semble exister dans les modalités, prière de prendre attache avec le QG pour plus d'explication afin de la classer bien.  La dernière fois que vous avez acheté Pâte d'arachide est chez le voisin et semble exister dans les modalités, prière de prendre attache avec le QG pour plus d'explication afin de la classer bien. Attention ! Le prix unitaire d'achat (100 Fcfa) de Poivre en Sachets (Petit) est relativement élevé par rapport aux autres prix observés dans cette zone. Prière de corriger ou de confirmer avec le QG. Attention ! Le prix unitaire d'achat (125 Fcfa) de Lait en poudre en Sachets industriel (Petit) est relativement élevé par rapport aux autres prix observés dans cette zone. Prière de corriger ou de confirmer avec le QG. Attention ! Le prix unitaire d'achat (350 Fcfa) de Cube alimentaire (Maggi, Jumbo, ) en Cube (Moyen) est relativement élevé par rapport aux autres prix observés dans cette zone. Prière de corriger ou de confirmer avec le QG. Attention ! Le prix unitaire d'achat (3500 Fcfa) de Capitaine frais en Kg (taille unique) est relativement élevé par rapport aux autres prix observés dans cette zone. Prière de corriger ou de confirmer avec le QG. Attention ! Le prix unitaire d'achat (650 Fcfa) de Sucre en poudre  en Kg (taille unique) est relativement élevé par rapport aux autres prix observés dans cette zone. Prière de corriger ou de confirmer avec le QG. Avertissement!! le prix unitaire (125 Fcfa) de Thé en sachet (unité: Sachets) de taille Petit est très faible ou élevé. Prière de corriger ou de confirmer avec le QG. Incohérence!! Dans ce ménage, chaque individus consomme par jour 2.660714 Kg  de cereale; Prière de revoir les quantités prises de ces produits. Incohérence!! Dans ce ménage, chaque individus consomme par jour 2.660714 Kg  de cereale; Prière de revoir les quantités prises de ces produits. Le prix d'achat unitaire (250 Fcfa) de Sel en Sac (5 Kg) de taille taille unique est très faible, prière de regarder les reponses prises dans les questions s07bq07a s07bq07b s07bq07c s07bq08 pour mieux corriger.</w:t>
+        <w:t>- La dernière fois que vous avez acheté Arachides pilées est chez le voisin et semble exister dans les modalités, prière de prendre attache avec le QG pour plus d'explication afin de la classer bien.  La dernière fois que vous avez acheté Aubergine   est menage voisin et semble exister dans les modalités, prière de prendre attache avec le QG pour plus d'explication afin de la classer bien.  La dernière fois que vous avez acheté Carotte est chez voisin et semble exister dans les modalités, prière de prendre attache avec le QG pour plus d'explication afin de la classer bien.  La dernière fois que vous avez acheté Choux est chez le voisin et semble exister dans les modalités, prière de prendre attache avec le QG pour plus d'explication afin de la classer bien.  La dernière fois que vous avez acheté Courge est propre production et semble exister dans les modalités, prière de prendre attache avec le QG pour plus d'explication afin de la classer bien.  La dernière fois que vous avez acheté Jus de fruits type 1 (orange, ananas, bissap, gingembre, jus de cajou, etc.) est ma propre transformation et semble exister dans les modalités, prière de prendre attache avec le QG pour plus d'explication afin de la classer bien.  La dernière fois que vous avez acheté Piment frais est chez le voisin et semble exister dans les modalités, prière de prendre attache avec le QG pour plus d'explication afin de la classer bien.  La dernière fois que vous avez acheté Pâte d'arachide est chez le voisin et semble exister dans les modalités, prière de prendre attache avec le QG pour plus d'explication afin de la classer bien. Attention ! Le prix unitaire d'achat (100 Fcfa) de Poivre en Sachets (Petit) est relativement élevé par rapport aux autres prix observés dans cette zone. Prière de corriger ou de confirmer avec le QG. Attention ! Le prix unitaire d'achat (125 Fcfa) de Lait en poudre en Sachets industriel (Petit) est relativement élevé par rapport aux autres prix observés dans cette zone. Prière de corriger ou de confirmer avec le QG. Attention ! Le prix unitaire d'achat (350 Fcfa) de Cube alimentaire (Maggi, Jumbo, ) en Cube (Moyen) est relativement élevé par rapport aux autres prix observés dans cette zone. Prière de corriger ou de confirmer avec le QG. Attention ! Le prix unitaire d'achat (3500 Fcfa) de Capitaine frais en Kg (taille unique) est relativement élevé par rapport aux autres prix observés dans cette zone. Prière de corriger ou de confirmer avec le QG. Attention ! Le prix unitaire d'achat (650 Fcfa) de Sucre en poudre  en Kg (taille unique) est relativement élevé par rapport aux autres prix observés dans cette zone. Prière de corriger ou de confirmer avec le QG. Avertissement!! le prix unitaire (125 Fcfa) de Thé en sachet (unité: Sachets) de taille Petit est très faible ou élevé. Prière de corriger ou de confirmer avec le QG. Attention ! Le prix unitaire d'achat (125 Fcfa) de Thé en sachet en Sachets (Petit) est relativement élevé par rapport aux autres prix observés dans cette zone. Prière de corriger ou de confirmer avec le QG. Incohérence!! Dans ce ménage, chaque individus consomme par jour 2.660714 Kg  de cereale; Prière de revoir les quantités prises de ces produits. Incohérence!! Dans ce ménage, chaque individus consomme par jour 2.660714 Kg  de cereale; Prière de revoir les quantités prises de ces produits. Le prix d'achat unitaire (250 Fcfa) de Sel en Sac (5 Kg) de taille taille unique est très faible, prière de regarder les reponses prises dans les questions s07bq07a s07bq07b s07bq07c s07bq08 pour mieux corriger.</w:t>
       </w:r>
     </w:p>
     <w:p>
@@ -4793,7 +4666,13 @@
         <w:rPr>
           <w:sz w:val="20"/>
         </w:rPr>
-        <w:t>- Attention ! Tapis a été achété à 40000 Fcfa est relativement élevé par rapport aux autres prix d'achat observés dans cette zone. Prière de corriger ou de confirmer avec le QG. Attention ! Tapis a été revendu à 30000 Fcfa qui est relativement élevé par rapport aux autres prix de revente observés dans cette zone. Prière de corriger ou de confirmer avec le QG.</w:t>
+        <w:t xml:space="preserve">- Attention ! Appareil TV a été revendu à 90000 Fcfa qui est relativement élevé par rapport aux autres prix de revente observés dans cette zone. Prière de corriger ou de confirmer avec le QG. </w:t>
+        <w:br/>
+        <w:t xml:space="preserve">- Attention ! Radio simple/Radiocassette a été achété à 9000 Fcfa est relativement élevé par rapport aux autres prix d'achat observés dans cette zone. Prière de corriger ou de confirmer avec le QG. </w:t>
+        <w:br/>
+        <w:t xml:space="preserve">- Attention ! Tapis a été achété à 40000 Fcfa est relativement élevé par rapport aux autres prix d'achat observés dans cette zone. Prière de corriger ou de confirmer avec le QG. Attention ! Tapis a été revendu à 30000 Fcfa qui est relativement élevé par rapport aux autres prix de revente observés dans cette zone. Prière de corriger ou de confirmer avec le QG. </w:t>
+        <w:br/>
+        <w:t>- Attention ! Ventilateur sur pied a été achété à 80000 Fcfa est relativement élevé par rapport aux autres prix d'achat observés dans cette zone. Prière de corriger ou de confirmer avec le QG. Attention ! Ventilateur sur pied a été revendu à 50000 Fcfa qui est relativement élevé par rapport aux autres prix de revente observés dans cette zone. Prière de corriger ou de confirmer avec le QG.</w:t>
       </w:r>
     </w:p>
     <w:p>
@@ -5255,10 +5134,6 @@
         <w:rPr>
           <w:sz w:val="20"/>
         </w:rPr>
-        <w:t xml:space="preserve">- Incohérence ! SEKOUNA MBALLO est âgé de 15 ans et fréquente le secondaire , tandis qu'il a débuté l'école à l'âge de 7 ans. Veuillez vérifier les informations renseignées aux questions s02q15, s02q08 ainsi que l'âge de l'individu, et corriger l'incohérence. </w:t>
-        <w:br/>
-        <w:t xml:space="preserve">- La raison principale que OUMOU MBALLO n'a pas fait des études dans une école formelle est Ecole coranique et semble exister dans les modalités, prière de prendre attache avec le QG pour plus d'explication afin de la classer bien. </w:t>
-        <w:br/>
         <w:t xml:space="preserve">- Peu probable! MARIAMA MBALLO n01  n'arrive pas  à comprendre un petit texte lu dans une langue locale (s02q03). Veuillez corriger ou donner des explications au QG. </w:t>
         <w:br/>
         <w:t xml:space="preserve">- Peu probable! MARIAMA MBALLO n02  n'arrive pas  à comprendre un petit texte lu dans une langue locale (s02q03). Veuillez corriger ou donner des explications au QG. Peu probable! MARIAMA MBALLO n02  ne sait ni lire, ni écrire, ni comprendre dans aucune des langues  (s02q01,s02q02,s02q03). Veuillez corriger ou donner des explications au QG. Peu plausible MARIAMA MBALLO n02 fréquente au minimum le fondamental 1 mais ne sait ni lire ni comprendre la langue française, prière de corriger ou de confirmer avec le QG merci. Incohérence!! MARIAMA MBALLO n02 fréquente l'école  mais ne paie ni la scolarité ni la cotisation, prière de corriger ou fournir une explication à cela. </w:t>
@@ -5403,7 +5278,7 @@
         <w:rPr>
           <w:sz w:val="20"/>
         </w:rPr>
-        <w:t>- La dernière fois que vous avez acheté Feuilles de Fakoye (Feuille de corete) est production et semble exister dans les modalités, prière de prendre attache avec le QG pour plus d'explication afin de la classer bien.  La dernière fois que vous avez acheté Feuilles de patate est auto consomation et semble exister dans les modalités, prière de prendre attache avec le QG pour plus d'explication afin de la classer bien.  La dernière fois que vous avez acheté Piment séché est propre production et semble exister dans les modalités, prière de prendre attache avec le QG pour plus d'explication afin de la classer bien. Attention ! Le prix unitaire d'achat (100 Fcfa) de Poivre en Sachets (Petit) est relativement élevé par rapport aux autres prix observés dans cette zone. Prière de corriger ou de confirmer avec le QG. Attention ! Le prix unitaire d'achat (300 Fcfa) de Soumbala (moutarde africaine) en Sachets (Petit) est relativement élevé par rapport aux autres prix observés dans cette zone. Prière de corriger ou de confirmer avec le QG. Attention ! Le prix unitaire d'achat (650 Fcfa) de Sucre en poudre  en Kg (taille unique) est relativement élevé par rapport aux autres prix observés dans cette zone. Prière de corriger ou de confirmer avec le QG. Avertissement!! le prix unitaire (125 Fcfa) de Thé en sachet (unité: Sachets) de taille Petit est très faible ou élevé. Prière de corriger ou de confirmer avec le QG. Avertissement!!! Le ménage a consommé 10 Kg taille unique de Capitaine frais, cette quantité semble anormale pour une consommation des 7 derniers jours.Prière de corriger ou de confirmer avec le QG. Difficile de consommer le Sel en Boite de tomate/Pot Moyen prière de verifier.</w:t>
+        <w:t>- La dernière fois que vous avez acheté Feuilles de Fakoye (Feuille de corete) est production et semble exister dans les modalités, prière de prendre attache avec le QG pour plus d'explication afin de la classer bien.  La dernière fois que vous avez acheté Feuilles de patate est auto consomation et semble exister dans les modalités, prière de prendre attache avec le QG pour plus d'explication afin de la classer bien.  La dernière fois que vous avez acheté Piment séché est propre production et semble exister dans les modalités, prière de prendre attache avec le QG pour plus d'explication afin de la classer bien. Attention ! Le prix unitaire d'achat (100 Fcfa) de Poivre en Sachets (Petit) est relativement élevé par rapport aux autres prix observés dans cette zone. Prière de corriger ou de confirmer avec le QG. Attention ! Le prix unitaire d'achat (300 Fcfa) de Soumbala (moutarde africaine) en Sachets (Petit) est relativement élevé par rapport aux autres prix observés dans cette zone. Prière de corriger ou de confirmer avec le QG. Attention ! Le prix unitaire d'achat (650 Fcfa) de Sucre en poudre  en Kg (taille unique) est relativement élevé par rapport aux autres prix observés dans cette zone. Prière de corriger ou de confirmer avec le QG. Avertissement!! le prix unitaire (125 Fcfa) de Thé en sachet (unité: Sachets) de taille Petit est très faible ou élevé. Prière de corriger ou de confirmer avec le QG. Attention ! Le prix unitaire d'achat (125 Fcfa) de Thé en sachet en Sachets (Petit) est relativement élevé par rapport aux autres prix observés dans cette zone. Prière de corriger ou de confirmer avec le QG. Avertissement!!! Le ménage a consommé 10 Kg taille unique de Capitaine frais, cette quantité semble anormale pour une consommation des 7 derniers jours.Prière de corriger ou de confirmer avec le QG. Difficile de consommer le Sel en Boite de tomate/Pot Moyen prière de verifier.</w:t>
       </w:r>
     </w:p>
     <w:p>
@@ -5890,7 +5765,7 @@
         <w:rPr>
           <w:sz w:val="20"/>
         </w:rPr>
-        <w:t>- Le questionnaire semble ne pas être complètement fini mais le questionnaire est en statut complet, prière de compléter le questionnaire. Il est obligatoire de prendre les coordonnées Gps avant d'administrer le questionnaire. Prière de prendre les coordonnées GPS.</w:t>
+        <w:t>- Il est obligatoire de prendre les coordonnées Gps avant d'administrer le questionnaire. Prière de prendre les coordonnées GPS.</w:t>
       </w:r>
     </w:p>
     <w:p>
@@ -6010,7 +5885,7 @@
         <w:rPr>
           <w:sz w:val="20"/>
         </w:rPr>
-        <w:t>- Attention ! Le prix unitaire d'achat (1000 Fcfa) de Capitaine frais en Kg (taille unique) est relativement élevé par rapport aux autres prix observés dans cette zone. Prière de corriger ou de confirmer avec le QG. Attention ! Le prix unitaire d'achat (175 Fcfa) de Concentré de tomate en Sachets industriel (Moyen) est relativement élevé par rapport aux autres prix observés dans cette zone. Prière de corriger ou de confirmer avec le QG. Attention ! Le prix unitaire d'achat (25 Fcfa) de Poivre en Sachets (Petit) est relativement faible par rapport aux autres prix observés dans cette zone. Prière de corriger ou de confirmer avec le QG. Attention ! Le prix unitaire d'achat (333.3333 Fcfa) de Oignon frais en Kg (taille unique) est relativement faible par rapport aux autres prix observés dans cette zone. Prière de corriger ou de confirmer avec le QG. Avertissement!!! Le ménage a consommé 10 Sachets Petit de Sucre en poudre , cette quantité semble anormale pour une consommation des 7 derniers jours.Prière de corriger ou de confirmer avec le QG. Avertissement!!! Le ménage a consommé 7 Paquet Petit de Thé en sachet, cette quantité semble anormale pour une consommation des 7 derniers jours.Prière de corriger ou de confirmer avec le QG. Avertissement!! le prix unitaire (150 Fcfa) de Thé en sachet (unité: Paquet) de taille Petit est très faible ou élevé. Prière de corriger ou de confirmer avec le QG.</w:t>
+        <w:t>- Attention ! Le prix unitaire d'achat (100 Fcfa) de Feuilles de patate en Sachets (Petit) est relativement élevé par rapport aux autres prix observés dans cette zone. Prière de corriger ou de confirmer avec le QG. Attention ! Le prix unitaire d'achat (1000 Fcfa) de Capitaine frais en Kg (taille unique) est relativement élevé par rapport aux autres prix observés dans cette zone. Prière de corriger ou de confirmer avec le QG. Attention ! Le prix unitaire d'achat (175 Fcfa) de Concentré de tomate en Sachets industriel (Moyen) est relativement élevé par rapport aux autres prix observés dans cette zone. Prière de corriger ou de confirmer avec le QG. Attention ! Le prix unitaire d'achat (25 Fcfa) de Poivre en Sachets (Petit) est relativement faible par rapport aux autres prix observés dans cette zone. Prière de corriger ou de confirmer avec le QG. Attention ! Le prix unitaire d'achat (333.3333 Fcfa) de Oignon frais en Kg (taille unique) est relativement faible par rapport aux autres prix observés dans cette zone. Prière de corriger ou de confirmer avec le QG. Avertissement!!! Le ménage a consommé 10 Sachets Petit de Sucre en poudre , cette quantité semble anormale pour une consommation des 7 derniers jours.Prière de corriger ou de confirmer avec le QG. Avertissement!!! Le ménage a consommé 7 Paquet Petit de Thé en sachet, cette quantité semble anormale pour une consommation des 7 derniers jours.Prière de corriger ou de confirmer avec le QG. Avertissement!! le prix unitaire (150 Fcfa) de Thé en sachet (unité: Paquet) de taille Petit est très faible ou élevé. Prière de corriger ou de confirmer avec le QG.</w:t>
       </w:r>
     </w:p>
     <w:p>
@@ -6194,8 +6069,6 @@
         <w:rPr>
           <w:sz w:val="20"/>
         </w:rPr>
-        <w:t xml:space="preserve">- Attention ! Hache/pioche a été revendu à 5000 Fcfa qui est relativement élevé par rapport aux autres prix de revente observés dans cette zone. Prière de corriger ou de confirmer avec le QG. </w:t>
-        <w:br/>
         <w:t xml:space="preserve">- Avertissement!! Le prix d'achat (80000 FCFA) de Animaux de labour est inférieur aux prix de revente (100000 FCFA), prière de verifier et corriger ou confirmer l'information avec le QG. </w:t>
         <w:br/>
         <w:t>- Le ménage a utilisé Charrettes qu'il ne possède pas mais qui a loué auprès d'une coopérative ou d'un autre ménage, il a payé 0 FCFA. Prière de fournir d'effort pour estimer la valeur payé après utilisation. Le ménage a utilisé Charrettes qu'il ne possède pas mais a loué auprès d'une coopérative ou d'un autre ménage et a payé (0 FCFA) qui semble élevé ou faible, prière de corriger ou confirmer auprès du QG.</w:t>
@@ -6588,7 +6461,7 @@
         <w:br/>
         <w:t xml:space="preserve">- Peu probable! IRA BALDE  n'arrive pas  à comprendre un petit texte lu dans une langue locale (s02q03). Veuillez corriger ou donner des explications au QG. La raison principale que IRA BALDE n'a pas fait des études dans une école formelle est ne veut plus etudier et semble exister dans les modalités, prière de prendre attache avec le QG pour plus d'explication afin de la classer bien. </w:t>
         <w:br/>
-        <w:t xml:space="preserve">- Peu probable! MAODO BALDE  n'arrive pas  à comprendre un petit texte lu dans une langue locale (s02q03). Veuillez corriger ou donner des explications au QG. </w:t>
+        <w:t xml:space="preserve">- Peu probable! MAODO BALDE  n'arrive pas  à comprendre un petit texte lu dans une langue locale (s02q03). Veuillez corriger ou donner des explications au QG. Attention ! Le frais de scolarité (8000 Fcfa) de MAODO BALDE en 6ème année de Primaire est relativement élevé par rapport aux autres frais de scolarités observés dans cette zone. Prière de corriger ou de confirmer avec le QG. </w:t>
         <w:br/>
         <w:t xml:space="preserve">- Peu probable! OUMAR BALDE  n'arrive pas  à comprendre un petit texte lu dans une langue locale (s02q03). Veuillez corriger ou donner des explications au QG. Peu probable! OUMAR BALDE  ne sait ni lire, ni écrire, ni comprendre dans aucune des langues  (s02q01,s02q02,s02q03). Veuillez corriger ou donner des explications au QG. La raison principale que OUMAR BALDE n'a pas fait des études dans une école formelle est travaille et semble exister dans les modalités, prière de prendre attache avec le QG pour plus d'explication afin de la classer bien. </w:t>
         <w:br/>
@@ -6682,7 +6555,7 @@
         <w:rPr>
           <w:sz w:val="20"/>
         </w:rPr>
-        <w:t>- La dernière fois que vous avez acheté Viande de bœuf: filet, faux-filet est boucher et semble exister dans les modalités, prière de prendre attache avec le QG pour plus d'explication afin de la classer bien. Attention ! Le prix unitaire d'achat (25 Fcfa) de Piment séché en Sachets (Petit) est relativement faible par rapport aux autres prix observés dans cette zone. Prière de corriger ou de confirmer avec le QG. Attention ! Le prix unitaire d'achat (700 Fcfa) de Oignon frais en Kg (taille unique) est relativement élevé par rapport aux autres prix observés dans cette zone. Prière de corriger ou de confirmer avec le QG. Avertissement!! le prix unitaire (125 Fcfa) de Thé en sachet (unité: Sachets) de taille Petit est très faible ou élevé. Prière de corriger ou de confirmer avec le QG. Incohérence!! Dans ce ménage, chaque individus consomme par jour 25.30625 Kg  de cereale; Prière de revoir les quantités prises de ces produits. Incohérence!! Dans ce ménage, chaque individus consomme par jour 25.30625 Kg  de cereale; Prière de revoir les quantités prises de ces produits. Incohérence!! Dans ce ménage, chaque individus consomme par jour 25.30625 Kg  de cereale; Prière de revoir les quantités prises de ces produits. Le prix d'achat unitaire (330 Fcfa) de Riz importé parfumé en Sac (50 Kg) de taille taille unique est très faible, prière de regarder les reponses prises dans les questions s07bq07a s07bq07b s07bq07c s07bq08 pour mieux corriger. Attention ! Le prix unitaire d'achat (330 Fcfa) de Riz importé parfumé en Sac (50 Kg) (taille unique) est relativement faible par rapport aux autres prix observés dans cette zone. Prière de corriger ou de confirmer avec le QG.</w:t>
+        <w:t>- La dernière fois que vous avez acheté Viande de bœuf: filet, faux-filet est boucher et semble exister dans les modalités, prière de prendre attache avec le QG pour plus d'explication afin de la classer bien. Attention ! Le prix unitaire d'achat (25 Fcfa) de Piment séché en Sachets (Petit) est relativement faible par rapport aux autres prix observés dans cette zone. Prière de corriger ou de confirmer avec le QG. Attention ! Le prix unitaire d'achat (700 Fcfa) de Oignon frais en Kg (taille unique) est relativement élevé par rapport aux autres prix observés dans cette zone. Prière de corriger ou de confirmer avec le QG. Avertissement!! le prix unitaire (125 Fcfa) de Thé en sachet (unité: Sachets) de taille Petit est très faible ou élevé. Prière de corriger ou de confirmer avec le QG. Attention ! Le prix unitaire d'achat (125 Fcfa) de Thé en sachet en Sachets (Petit) est relativement élevé par rapport aux autres prix observés dans cette zone. Prière de corriger ou de confirmer avec le QG. Incohérence!! Dans ce ménage, chaque individus consomme par jour 46.61607 Kg  de cereale; Prière de revoir les quantités prises de ces produits. Incohérence!! Dans ce ménage, chaque individus consomme par jour 46.61607 Kg  de cereale; Prière de revoir les quantités prises de ces produits. Incohérence!! Dans ce ménage, chaque individus consomme par jour 46.61607 Kg  de cereale; Prière de revoir les quantités prises de ces produits. Le prix d'achat unitaire (330 Fcfa) de Riz importé parfumé en Sac (50 Kg) de taille taille unique est très faible, prière de regarder les reponses prises dans les questions s07bq07a s07bq07b s07bq07c s07bq08 pour mieux corriger. Attention ! Le prix unitaire d'achat (330 Fcfa) de Riz importé parfumé en Sac (50 Kg) (taille unique) est relativement faible par rapport aux autres prix observés dans cette zone. Prière de corriger ou de confirmer avec le QG.</w:t>
       </w:r>
     </w:p>
     <w:p>
@@ -6922,8 +6795,6 @@
           <w:sz w:val="20"/>
         </w:rPr>
         <w:t xml:space="preserve">- Attention ! Charrettes a été revendu à 150000 Fcfa qui est relativement élevé par rapport aux autres prix de revente observés dans cette zone. Prière de corriger ou de confirmer avec le QG. </w:t>
-        <w:br/>
-        <w:t xml:space="preserve">- Attention ! Hache/pioche a été revendu à 5000 Fcfa qui est relativement élevé par rapport aux autres prix de revente observés dans cette zone. Prière de corriger ou de confirmer avec le QG. </w:t>
         <w:br/>
         <w:t xml:space="preserve">- Attention ! Houe asine a été revendu à 70000 Fcfa qui est relativement élevé par rapport aux autres prix de revente observés dans cette zone. Prière de corriger ou de confirmer avec le QG. </w:t>
         <w:br/>
@@ -7288,11 +7159,7 @@
         <w:rPr>
           <w:sz w:val="20"/>
         </w:rPr>
-        <w:t xml:space="preserve">- Attention ! Vous avez déclaré en s01q00 que le répondant est la personne elle-même, or fatoumata diao est trop jeune (2 ans) pour fournir des informations correctes. Prière de refaire la section 1 pour fatoumata diao en demandant à un adulte de répondre aux questions à sa place. </w:t>
-        <w:br/>
-        <w:t xml:space="preserve">- Les catégories socioprofessionnelles du père biologique de  Boubacar diao  ne sont pas coherentes, prière de corriger. La catégorie socioprofessionnelle de la mère biologique de  Boubacar diao n'est pas coherente avec les réponses des questions s01q35 et s01q36, prière de corriger ou de confirmer cette informations avec le QG. </w:t>
-        <w:br/>
-        <w:t xml:space="preserve">- Les catégories socioprofessionnelles du père biologique de  kamissa balde  ne sont pas coherentes, prière de corriger. La catégorie socioprofessionnelle de la mère biologique de  kamissa balde n'est pas coherente avec les réponses des questions s01q35 et s01q36, prière de corriger ou de confirmer cette informations avec le QG. </w:t>
+        <w:t xml:space="preserve">- La catégorie socioprofessionnelle de la mère biologique de  Boubacar diao n'est pas coherente avec les réponses des questions s01q35 et s01q36, prière de corriger ou de confirmer cette informations avec le QG. </w:t>
         <w:br/>
         <w:t>- Les catégories socioprofessionnelles du père biologique de  maoudo kande  ne sont pas coherentes, prière de corriger. La catégorie socioprofessionnelle de la mère biologique de  maoudo kande n'est pas coherente avec les réponses des questions s01q35 et s01q36, prière de corriger ou de confirmer cette informations avec le QG.</w:t>
       </w:r>
@@ -7315,34 +7182,11 @@
         <w:rPr>
           <w:sz w:val="20"/>
         </w:rPr>
-        <w:t xml:space="preserve">- Peu probable! Ami diao  n'arrive pas  à comprendre un petit texte lu dans une langue locale (s02q03). Veuillez corriger ou donner des explications au QG. </w:t>
+        <w:t xml:space="preserve">- Attention ! Le frais de scolarité (6000 Fcfa) de Souleymane diao en 2ème année de Secondaire 1 (Moyen) Général est relativement élevé par rapport aux autres frais de scolarités observés dans cette zone. Prière de corriger ou de confirmer avec le QG. </w:t>
         <w:br/>
         <w:t xml:space="preserve">- Peu probable! Hamadou diao  n'arrive pas  à comprendre un petit texte lu dans une langue locale (s02q03). Veuillez corriger ou donner des explications au QG. </w:t>
         <w:br/>
-        <w:t xml:space="preserve">- Peu probable! Souleymane diao  n'arrive pas  à comprendre un petit texte lu dans une langue locale (s02q03). Veuillez corriger ou donner des explications au QG. Attention ! Le frais de scolarité (6000 Fcfa) de Souleymane diao en 2ème année de Secondaire 1 (Moyen) Général est relativement élevé par rapport aux autres frais de scolarités observés dans cette zone. Prière de corriger ou de confirmer avec le QG. </w:t>
-        <w:br/>
         <w:t>- Peu probable! kamissa balde  n'arrive pas  à comprendre un petit texte lu dans une langue locale (s02q03). Veuillez corriger ou donner des explications au QG. Peu probable! kamissa balde  ne sait ni lire, ni écrire, ni comprendre dans aucune des langues  (s02q01,s02q02,s02q03). Veuillez corriger ou donner des explications au QG.</w:t>
-      </w:r>
-    </w:p>
-    <w:p>
-      <w:r>
-        <w:rPr>
-          <w:b/>
-          <w:color w:val="4672C4"/>
-          <w:sz w:val="22"/>
-        </w:rPr>
-        <w:t>&gt;&gt; Section4a - Emploi</w:t>
-      </w:r>
-    </w:p>
-    <w:p>
-      <w:pPr>
-        <w:ind w:left="283"/>
-      </w:pPr>
-      <w:r>
-        <w:rPr>
-          <w:sz w:val="20"/>
-        </w:rPr>
-        <w:t>- Avertissement! Généralement les jeunes hommes (10 à 25ans) font des travaux ménager soit apprendre les enfants à reviser leurs léçons ou d'autres cours, Hamadou diao n'a consacré aucune heure pour les travaux cités en s04q01, s04q02, s04q03, s04q04, s04q05, s04q06, s04q07 et s04q08.Prière de regarder pour corriger ou confirmer avec le QG.</w:t>
       </w:r>
     </w:p>
     <w:p>
@@ -7363,11 +7207,11 @@
         <w:rPr>
           <w:sz w:val="20"/>
         </w:rPr>
-        <w:t xml:space="preserve">- Incohérence! Souleymane diao est agriculteur mais dit avoir bénéficié de congé de maladie, prière de corriger ou de confirmer cette information avec le QG.  Souleymane diao est un agriculteur dans un milieu rural donc il travaille principalement  pour son propre compte ou contribue à une entreprise familiale, prière de regarder la question s04q46.  Incohérence! Souleymane diao  evolue dans l'agriculture mais est  considéré comme salarié ou stagiaire/apprenti non renuméré, prière de revoir la question s04q46 et corriger. Avertissement!!! Souleymane diao enquêté dans l'emploi principale n'a pas declaré son salaire prière de fournir plus d'effort pour lui demander son salire, vous pouvez utiliser des stratégies pour faire une estimation ou demander des conseils au QG. Avertissement!!! Souleymane diao enquêté dans l'emploi principale n'a pas declaré son revenu prière de fournir plus d'effort pour lui demander son revenu, vous pouvez utiliser des stratégies pour faire une estimation ou demander des conseils au QG. </w:t>
+        <w:t xml:space="preserve">- Souleymane diao est un agriculteur dans un milieu rural donc il travaille principalement  pour son propre compte ou contribue à une entreprise familiale, prière de regarder la question s04q46.  Incohérence! Souleymane diao  evolue dans l'agriculture mais est  considéré comme salarié ou stagiaire/apprenti non renuméré, prière de revoir la question s04q46 et corriger. Avertissement!! Le montant de Souleymane diao semble trop faible pour un salaire net gagné par ans. Veuillez, s'il vous plaît, confirmer cette information avec le QG ou la corriger. </w:t>
         <w:br/>
         <w:t xml:space="preserve">- Prière de changer la branche d'activité de Ami diao, les agriculteurs dont leurs cultures est principalement destiné à la consommation du ménage sont des (Agriculteurs, subsistances) et ceux qui le font avec l'élevage sont des (Agriculteurs et eleveurs, subsistances) Ami diao est un agriculteur dans un milieu rural donc il travaille principalement  pour son propre compte ou contribue à une entreprise familiale, prière de regarder la question s04q46.  Incohérence! Ami diao  evolue dans l'agriculture mais est  considéré comme salarié ou stagiaire/apprenti non renuméré, prière de revoir la question s04q46 et corriger. Avertissement!!! Ami diao enquêté dans l'emploi principale n'a pas declaré son salaire prière de fournir plus d'effort pour lui demander son salire, vous pouvez utiliser des stratégies pour faire une estimation ou demander des conseils au QG. Avertissement!!! Ami diao enquêté dans l'emploi principale n'a pas declaré son revenu prière de fournir plus d'effort pour lui demander son revenu, vous pouvez utiliser des stratégies pour faire une estimation ou demander des conseils au QG. </w:t>
         <w:br/>
-        <w:t xml:space="preserve">- Prière de changer la branche d'activité de Boubacar diao, les agriculteurs dont leurs cultures est principalement destiné à la consommation du ménage sont des (Agriculteurs, subsistances) et ceux qui le font avec l'élevage sont des (Agriculteurs et eleveurs, subsistances)Incohérence! Boubacar diao est agriculteur mais dit avoir bénéficié de congé de maladie, prière de corriger ou de confirmer cette information avec le QG.  Boubacar diao est un agriculteur dans un milieu rural donc il travaille principalement  pour son propre compte ou contribue à une entreprise familiale, prière de regarder la question s04q46.  Incohérence! Boubacar diao  evolue dans l'agriculture mais est  considéré comme salarié ou stagiaire/apprenti non renuméré, prière de revoir la question s04q46 et corriger. Avertissement!!! Boubacar diao enquêté dans l'emploi principale n'a pas declaré son salaire prière de fournir plus d'effort pour lui demander son salire, vous pouvez utiliser des stratégies pour faire une estimation ou demander des conseils au QG. Avertissement!!! Boubacar diao enquêté dans l'emploi principale n'a pas declaré son revenu prière de fournir plus d'effort pour lui demander son revenu, vous pouvez utiliser des stratégies pour faire une estimation ou demander des conseils au QG. </w:t>
+        <w:t xml:space="preserve">- Prière de changer la branche d'activité de Boubacar diao, les agriculteurs dont leurs cultures est principalement destiné à la consommation du ménage sont des (Agriculteurs, subsistances) et ceux qui le font avec l'élevage sont des (Agriculteurs et eleveurs, subsistances) Boubacar diao est un agriculteur dans un milieu rural donc il travaille principalement  pour son propre compte ou contribue à une entreprise familiale, prière de regarder la question s04q46.  Incohérence! Boubacar diao  evolue dans l'agriculture mais est  considéré comme salarié ou stagiaire/apprenti non renuméré, prière de revoir la question s04q46 et corriger. Avertissement!!! Boubacar diao enquêté dans l'emploi principale n'a pas declaré son salaire prière de fournir plus d'effort pour lui demander son salire, vous pouvez utiliser des stratégies pour faire une estimation ou demander des conseils au QG. Avertissement!!! Boubacar diao enquêté dans l'emploi principale n'a pas declaré son revenu prière de fournir plus d'effort pour lui demander son revenu, vous pouvez utiliser des stratégies pour faire une estimation ou demander des conseils au QG. </w:t>
         <w:br/>
         <w:t>- Prière de changer la branche d'activité de kamissa balde, les agriculteurs dont leurs cultures est principalement destiné à la consommation du ménage sont des (Agriculteurs, subsistances) et ceux qui le font avec l'élevage sont des (Agriculteurs et eleveurs, subsistances) kamissa balde est un agriculteur dans un milieu rural donc il travaille principalement  pour son propre compte ou contribue à une entreprise familiale, prière de regarder la question s04q46.  Incohérence! kamissa balde  evolue dans l'agriculture mais est  considéré comme salarié ou stagiaire/apprenti non renuméré, prière de revoir la question s04q46 et corriger. Avertissement!!! kamissa balde enquêté dans l'emploi principale n'a pas declaré son salaire prière de fournir plus d'effort pour lui demander son salire, vous pouvez utiliser des stratégies pour faire une estimation ou demander des conseils au QG. Avertissement!!! kamissa balde enquêté dans l'emploi principale n'a pas declaré son revenu prière de fournir plus d'effort pour lui demander son revenu, vous pouvez utiliser des stratégies pour faire une estimation ou demander des conseils au QG.</w:t>
       </w:r>
@@ -7390,49 +7234,7 @@
         <w:rPr>
           <w:sz w:val="20"/>
         </w:rPr>
-        <w:t>- La dernière fois que vous avez acheté Citron est chez un voisin et semble exister dans les modalités, prière de prendre attache avec le QG pour plus d'explication afin de la classer bien.  La dernière fois que vous avez acheté Huile de palme brute est chez un voisin et semble exister dans les modalités, prière de prendre attache avec le QG pour plus d'explication afin de la classer bien.  La dernière fois que vous avez acheté Patate douce est chez un voisin et semble exister dans les modalités, prière de prendre attache avec le QG pour plus d'explication afin de la classer bien.  La dernière fois que vous avez acheté Silure séché est chez un voisin et semble exister dans les modalités, prière de prendre attache avec le QG pour plus d'explication afin de la classer bien. Attention ! Le prix unitaire d'achat (200 Fcfa) de Aubergine sauvage  en Tas (Petit) est relativement élevé par rapport aux autres prix observés dans cette zone. Prière de corriger ou de confirmer avec le QG. Attention ! Le prix unitaire d'achat (200 Fcfa) de Capitaine frais en Tas (Petit) est relativement faible par rapport aux autres prix observés dans cette zone. Prière de corriger ou de confirmer avec le QG. Attention ! Le prix unitaire d'achat (250 Fcfa) de Sel en Sachets (Petit) est relativement élevé par rapport aux autres prix observés dans cette zone. Prière de corriger ou de confirmer avec le QG. Avertissement!! le prix unitaire (1000 Fcfa) de Thé en sachet (unité: Sachets) de taille Petit est très faible ou élevé. Prière de corriger ou de confirmer avec le QG. Attention ! Le prix unitaire d'achat (1000 Fcfa) de Thé en sachet en Sachets (Petit) est relativement élevé par rapport aux autres prix observés dans cette zone. Prière de corriger ou de confirmer avec le QG. Incohérence!! Dans ce ménage, chaque individus consomme par jour .8673469 Kg  de cereale; Prière de revoir les quantités prises de ces produits. Incohérence!! Dans ce ménage, chaque individus consomme par jour .8673469 Kg  de cereale; Prière de revoir les quantités prises de ces produits.</w:t>
-      </w:r>
-    </w:p>
-    <w:p>
-      <w:r>
-        <w:rPr>
-          <w:b/>
-          <w:color w:val="4672C4"/>
-          <w:sz w:val="22"/>
-        </w:rPr>
-        <w:t>&gt;&gt; Section9b - Depenses non-alimentaires - 7 jours</w:t>
-      </w:r>
-    </w:p>
-    <w:p>
-      <w:pPr>
-        <w:ind w:left="283"/>
-      </w:pPr>
-      <w:r>
-        <w:rPr>
-          <w:sz w:val="20"/>
-        </w:rPr>
-        <w:t>- Il est difficile d'avoir un ménage qui n'a effectué aucune des dépenses mentionnées au cours de 7 derniers jours, prière de revoir la section 9B pour ce ménage.</w:t>
-      </w:r>
-    </w:p>
-    <w:p>
-      <w:r>
-        <w:rPr>
-          <w:b/>
-          <w:color w:val="4672C4"/>
-          <w:sz w:val="22"/>
-        </w:rPr>
-        <w:t>&gt;&gt; Section9c - Depenses non-alimentaires - 30 jours</w:t>
-      </w:r>
-    </w:p>
-    <w:p>
-      <w:pPr>
-        <w:ind w:left="283"/>
-      </w:pPr>
-      <w:r>
-        <w:rPr>
-          <w:sz w:val="20"/>
-        </w:rPr>
-        <w:t>- La dernière fois que vous avez acheté Bois de chauffe ramassé/coupé (estimer la valeur) est par ramassage et semble exister dans les modalités, prière de prendre attache avec le QG pour plus d'explication afin de la classer bien.</w:t>
+        <w:t>- Attention ! Le prix unitaire d'achat (200 Fcfa) de Aubergine sauvage  en Tas (Petit) est relativement élevé par rapport aux autres prix observés dans cette zone. Prière de corriger ou de confirmer avec le QG. Attention ! Le prix unitaire d'achat (200 Fcfa) de Capitaine frais en Tas (Petit) est relativement faible par rapport aux autres prix observés dans cette zone. Prière de corriger ou de confirmer avec le QG. Attention ! Le prix unitaire d'achat (200 Fcfa) de Lait caillé en Sachets (Petit) est relativement élevé par rapport aux autres prix observés dans cette zone. Prière de corriger ou de confirmer avec le QG. Attention ! Le prix unitaire d'achat (250 Fcfa) de Sel en Sachets (Petit) est relativement élevé par rapport aux autres prix observés dans cette zone. Prière de corriger ou de confirmer avec le QG. Avertissement!! le prix unitaire (100 Fcfa) de Thé en sachet (unité: Sachets) de taille Petit est très faible ou élevé. Prière de corriger ou de confirmer avec le QG. Incohérence!! Dans ce ménage, chaque individus consomme par jour .8673469 Kg  de cereale; Prière de revoir les quantités prises de ces produits. Incohérence!! Dans ce ménage, chaque individus consomme par jour .8673469 Kg  de cereale; Prière de revoir les quantités prises de ces produits.</w:t>
       </w:r>
     </w:p>
     <w:p>
@@ -7484,7 +7286,7 @@
           <w:color w:val="4672C4"/>
           <w:sz w:val="22"/>
         </w:rPr>
-        <w:t>&gt;&gt; Section15 - Filets sociaux</w:t>
+        <w:t>&gt;&gt; Section16a - Champs et parcelles</w:t>
       </w:r>
     </w:p>
     <w:p>
@@ -7495,30 +7297,9 @@
         <w:rPr>
           <w:sz w:val="20"/>
         </w:rPr>
-        <w:t>- Avertissement!! Aucun membre dans ce ménage n'a entendu parler d'aucun programme de la section 15, prière de confirmer ce cas avec le QG.</w:t>
-      </w:r>
-    </w:p>
-    <w:p>
-      <w:r>
-        <w:rPr>
-          <w:b/>
-          <w:color w:val="4672C4"/>
-          <w:sz w:val="22"/>
-        </w:rPr>
-        <w:t>&gt;&gt; Section16a - Champs et parcelles</w:t>
-      </w:r>
-    </w:p>
-    <w:p>
-      <w:pPr>
-        <w:ind w:left="283"/>
-      </w:pPr>
-      <w:r>
-        <w:rPr>
-          <w:sz w:val="20"/>
-        </w:rPr>
-        <w:t xml:space="preserve">- Avertissement!! Le champs a comme nom (champs1 d’arachide) qui ne semble pas être un bon nom ou contient des lettres, prière de mettre le vrai nom du champs. Avertissement!! La parcelle a comme nom (champs1 d’arachide) qui ne semble pas être un bon nom ou contient des lettres, prière de mettre le vrai nom de la parcelle. La superficie de la parcelle champs1 d’arachide selon les mesures GPS est de 339.31 hectare qui semble élevé ou faible, prière de corriger. Le document légal (titre, acte, certificat etc. ) qui affirme votre possession de la parcelle champs1 d’arachide est  et semble exister dans les modalités, prière de prendre attache avec le QG pour plus d'explication afin de la classer bien. </w:t>
+        <w:t xml:space="preserve">- Avertissement!! Le champs a comme nom (champs1 d’arachide) qui ne semble pas être un bon nom ou contient des lettres, prière de mettre le vrai nom du champs. La superficie de la parcelle parcelle de maïs selon les mesures GPS est de 527.77 hectare qui semble élevé ou faible, prière de corriger. Le document légal (titre, acte, certificat etc. ) qui affirme votre possession de la parcelle parcelle de maïs est  et semble exister dans les modalités, prière de prendre attache avec le QG pour plus d'explication afin de la classer bien. </w:t>
         <w:br/>
-        <w:t>- Avertissement!! Le champs a comme nom (champs1 d’arachide) qui ne semble pas être un bon nom ou contient des lettres, prière de mettre le vrai nom du champs. La superficie de la parcelle champs de maïs selon l'exploitant est de 50 Mètre Carré (m^2) qui semble faible ou l'estimation ne semble pas bonne. Prière de corriger. La superficie de la parcelle champs de maïs selon les mesures GPS est de 527.77 hectare qui semble élevé ou faible, prière de corriger. Le document légal (titre, acte, certificat etc. ) qui affirme votre possession de la parcelle champs de maïs est  et semble exister dans les modalités, prière de prendre attache avec le QG pour plus d'explication afin de la classer bien.</w:t>
+        <w:t>- Avertissement!! Le champs a comme nom (champs1 d’arachide) qui ne semble pas être un bon nom ou contient des lettres, prière de mettre le vrai nom du champs. La superficie de la parcelle parcelle d’arachide selon les mesures GPS est de 339.31 hectare qui semble élevé ou faible, prière de corriger. Le document légal (titre, acte, certificat etc. ) qui affirme votre possession de la parcelle parcelle d’arachide est  et semble exister dans les modalités, prière de prendre attache avec le QG pour plus d'explication afin de la classer bien.</w:t>
       </w:r>
     </w:p>
     <w:p>
@@ -7539,8 +7320,6 @@
         <w:rPr>
           <w:sz w:val="20"/>
         </w:rPr>
-        <w:t xml:space="preserve">- Le pourcentage qui reste à recolter pour ces cultures est de 100% c'est-à-dire que la recolte n'a pas commencé pour ces cultures, prière de regarder les questions (s16Cq11 s16Cq12) ou corriger. </w:t>
-        <w:br/>
         <w:t>- Le pourcentage qui reste à recolter pour ces cultures est de 100% c'est-à-dire que la recolte n'a pas commencé pour ces cultures, prière de regarder les questions (s16Cq11 s16Cq12) ou corriger.</w:t>
       </w:r>
     </w:p>
@@ -7585,8 +7364,6 @@
         <w:rPr>
           <w:sz w:val="20"/>
         </w:rPr>
-        <w:t xml:space="preserve">- Attention ! Hache/pioche a été revendu à 5000 Fcfa qui est relativement élevé par rapport aux autres prix de revente observés dans cette zone. Prière de corriger ou de confirmer avec le QG. </w:t>
-        <w:br/>
         <w:t>- Attention ! Machette a été revendu à 2500 Fcfa qui est relativement élevé par rapport aux autres prix de revente observés dans cette zone. Prière de corriger ou de confirmer avec le QG.</w:t>
       </w:r>
     </w:p>
@@ -7946,12 +7723,6 @@
         </w:rPr>
         <w:t xml:space="preserve">- Avertissement! Veuillez renseigner par oui ou non toutes les modalités de la question s01q47. </w:t>
         <w:br/>
-        <w:t xml:space="preserve">- La catégorie socioprofessionnelle de la mère biologique de  Diadia gano n'est pas coherente avec les réponses des questions s01q35 et s01q36, prière de corriger ou de confirmer cette informations avec le QG. </w:t>
-        <w:br/>
-        <w:t>- La catégorie socioprofessionnelle de la mère biologique de  Mamoudou balde n'est pas coherente avec les réponses des questions s01q35 et s01q36, prière de corriger ou de confirmer cette informations avec le QG. Incohérence!! Le nombre d'année (9999) que Mamoudou balde a vécu dans la localité est superieur à son âge (17) ou ne sait pas. Prière de corriger.</w:t>
-        <w:br/>
-        <w:t xml:space="preserve">- La catégorie socioprofessionnelle de la mère biologique de  fatou gano n'est pas coherente avec les réponses des questions s01q35 et s01q36, prière de corriger ou de confirmer cette informations avec le QG. La raison principale pour laquelle que fatou gano est venu vivre dans cette localité est elle a rejoint sa soeur dans son menage et semble exister dans les modalités, prière de prendre attache avec le QG pour plus d'explication afin de la classer bien. </w:t>
-        <w:br/>
         <w:t xml:space="preserve">- Les catégories socioprofessionnelles du père biologique de  Bana mballo  ne sont pas coherentes, prière de corriger. La catégorie socioprofessionnelle de la mère biologique de  Bana mballo n'est pas coherente avec les réponses des questions s01q35 et s01q36, prière de corriger ou de confirmer cette informations avec le QG.  Avertissement!!!  Bana mballo  possède un téléphone android mais dit n'avoir pas accès à l'internet, prière de confirmer cette information avec le QG ou la corriger. </w:t>
         <w:br/>
         <w:t xml:space="preserve">- Les catégories socioprofessionnelles du père biologique de  Biry diao  ne sont pas coherentes, prière de corriger. La catégorie socioprofessionnelle de la mère biologique de  Biry diao n'est pas coherente avec les réponses des questions s01q35 et s01q36, prière de corriger ou de confirmer cette informations avec le QG. </w:t>
@@ -8037,7 +7808,7 @@
           <w:color w:val="4672C4"/>
           <w:sz w:val="22"/>
         </w:rPr>
-        <w:t>&gt;&gt; Section3 - Sante</w:t>
+        <w:t>&gt;&gt; Section4a - Emploi</w:t>
       </w:r>
     </w:p>
     <w:p>
@@ -8048,32 +7819,7 @@
         <w:rPr>
           <w:sz w:val="20"/>
         </w:rPr>
-        <w:t xml:space="preserve">- Le dernier problème de santé pour lequel Diadia gano a été hospitalisé au cours des 12 derniers mois est maux de tete et semble exister dans les modalités, prière de prendre attache avec le QG pour plus d'explication afin de la classer bien. </w:t>
-        <w:br/>
-        <w:t>- Le principal problème de santé que Omar gano a eu est caridentaire et semble exister dans les modalités, prière de prendre attache avec le QG pour plus d'explication afin de la classer bien.</w:t>
-      </w:r>
-    </w:p>
-    <w:p>
-      <w:r>
-        <w:rPr>
-          <w:b/>
-          <w:color w:val="4672C4"/>
-          <w:sz w:val="22"/>
-        </w:rPr>
-        <w:t>&gt;&gt; Section4a - Emploi</w:t>
-      </w:r>
-    </w:p>
-    <w:p>
-      <w:pPr>
-        <w:ind w:left="283"/>
-      </w:pPr>
-      <w:r>
-        <w:rPr>
-          <w:sz w:val="20"/>
-        </w:rPr>
-        <w:t xml:space="preserve">- Avertissement! Demba gano est trop âgé ou en retraite mais il a moins de 58 ans, prière de corriger. </w:t>
-        <w:br/>
-        <w:t>- Avertissement! Samba gano a comme branche d'activité(Agriculture, élévage, pêche) et s'est déclaré en s04q23 comme salarié.Prière de corriger ou confirmer avec le QG. Avertissement! Samba gano travaille principalement dans l'agriculture ou élevage ou pêche et le secteur institutionnel déclaré semble  incohérent, prière de corriger ou confirmer avec le QG.</w:t>
+        <w:t>- Avertissement! Samba gano travaille principalement dans l'agriculture ou élevage ou pêche et le secteur institutionnel déclaré semble  incohérent, prière de corriger ou confirmer avec le QG.</w:t>
       </w:r>
     </w:p>
     <w:p>
@@ -8094,7 +7840,7 @@
         <w:rPr>
           <w:sz w:val="20"/>
         </w:rPr>
-        <w:t xml:space="preserve">- Alpha gano est un agriculteur dans un milieu rural donc il travaille principalement  pour son propre compte ou contribue à une entreprise familiale, prière de regarder la question s04q46.  Incohérence! Alpha gano  evolue dans l'agriculture mais est  considéré comme salarié ou stagiaire/apprenti non renuméré, prière de revoir la question s04q46 et corriger. Avertissement!!! Alpha gano enquêté dans l'emploi principale n'a pas declaré son salaire prière de fournir plus d'effort pour lui demander son salire, vous pouvez utiliser des stratégies pour faire une estimation ou demander des conseils au QG. Avertissement!!! Alpha gano enquêté dans l'emploi principale n'a pas declaré son revenu prière de fournir plus d'effort pour lui demander son revenu, vous pouvez utiliser des stratégies pour faire une estimation ou demander des conseils au QG. </w:t>
+        <w:t xml:space="preserve">- Alpha gano est un agriculteur dans un milieu rural donc il travaille principalement  pour son propre compte ou contribue à une entreprise familiale, prière de regarder la question s04q46.  Incohérence! Alpha gano  evolue dans l'agriculture mais est  considéré comme salarié ou stagiaire/apprenti non renuméré, prière de revoir la question s04q46 et corriger. </w:t>
         <w:br/>
         <w:t xml:space="preserve">-  Penda balde est un agriculteur dans un milieu rural donc il travaille principalement  pour son propre compte ou contribue à une entreprise familiale, prière de regarder la question s04q46.  Incohérence! Penda balde  evolue dans l'agriculture mais est  considéré comme salarié ou stagiaire/apprenti non renuméré, prière de revoir la question s04q46 et corriger. Avertissement!!! Penda balde enquêté dans l'emploi principale n'a pas declaré son salaire prière de fournir plus d'effort pour lui demander son salire, vous pouvez utiliser des stratégies pour faire une estimation ou demander des conseils au QG. Avertissement!!! Penda balde enquêté dans l'emploi principale n'a pas declaré son revenu prière de fournir plus d'effort pour lui demander son revenu, vous pouvez utiliser des stratégies pour faire une estimation ou demander des conseils au QG. </w:t>
         <w:br/>
@@ -8141,49 +7887,7 @@
         <w:rPr>
           <w:sz w:val="20"/>
         </w:rPr>
-        <w:t>- La dernière fois que vous avez acheté Lait caillé est chez un voisin et semble exister dans les modalités, prière de prendre attache avec le QG pour plus d'explication afin de la classer bien. Avertissement!! le prix unitaire (125 Fcfa) de Thé en sachet (unité: Sachets) de taille Petit est très faible ou élevé. Prière de corriger ou de confirmer avec le QG.</w:t>
-      </w:r>
-    </w:p>
-    <w:p>
-      <w:r>
-        <w:rPr>
-          <w:b/>
-          <w:color w:val="4672C4"/>
-          <w:sz w:val="22"/>
-        </w:rPr>
-        <w:t>&gt;&gt; Section9c - Depenses non-alimentaires - 30 jours</w:t>
-      </w:r>
-    </w:p>
-    <w:p>
-      <w:pPr>
-        <w:ind w:left="283"/>
-      </w:pPr>
-      <w:r>
-        <w:rPr>
-          <w:sz w:val="20"/>
-        </w:rPr>
-        <w:t>- La dernière fois que vous avez acheté Bois de chauffe ramassé/coupé (estimer la valeur) est propre consommation et semble exister dans les modalités, prière de prendre attache avec le QG pour plus d'explication afin de la classer bien.</w:t>
-      </w:r>
-    </w:p>
-    <w:p>
-      <w:r>
-        <w:rPr>
-          <w:b/>
-          <w:color w:val="4672C4"/>
-          <w:sz w:val="22"/>
-        </w:rPr>
-        <w:t>&gt;&gt; Section10b - caracteristiques entreprise non agricole</w:t>
-      </w:r>
-    </w:p>
-    <w:p>
-      <w:pPr>
-        <w:ind w:left="283"/>
-      </w:pPr>
-      <w:r>
-        <w:rPr>
-          <w:sz w:val="20"/>
-        </w:rPr>
-        <w:t>- Cette entreprise commercant, et revendeur dit avoir obtenu une valeur sur les marchandises vendu en etat et les marchandises vendu après transformation. L'entreprise commercant, et revendeur est généralement une entreprise commerciale ou de service dont elle ne depense pas en achat de matières premières.Elle ne transforme pas de produit donc ne peut pas obtenir un montant sur la vente des produits transformés (10.48 ou 10.49). Prière de mettre 0 pour ces questions si elles ne font pas de transformation.</w:t>
+        <w:t>- Attention ! Le prix unitaire d'achat (200 Fcfa) de Lait caillé en Sachets (Petit) est relativement élevé par rapport aux autres prix observés dans cette zone. Prière de corriger ou de confirmer avec le QG. Avertissement!! le prix unitaire (125 Fcfa) de Thé en sachet (unité: Sachets) de taille Petit est très faible ou élevé. Prière de corriger ou de confirmer avec le QG. Attention ! Le prix unitaire d'achat (125 Fcfa) de Thé en sachet en Sachets (Petit) est relativement élevé par rapport aux autres prix observés dans cette zone. Prière de corriger ou de confirmer avec le QG.</w:t>
       </w:r>
     </w:p>
     <w:p>
@@ -8225,13 +7929,13 @@
         <w:rPr>
           <w:sz w:val="20"/>
         </w:rPr>
-        <w:t xml:space="preserve">- Avertissement!! La parcelle a comme nom (1) qui ne semble pas être un bon nom ou contient des lettres, prière de mettre le vrai nom de la parcelle. La superficie de la parcelle 1 selon les mesures GPS est de 290.61 hectare qui semble élevé ou faible, prière de corriger. Le document légal (titre, acte, certificat etc. ) qui affirme votre possession de la parcelle 1 est  et semble exister dans les modalités, prière de prendre attache avec le QG pour plus d'explication afin de la classer bien. </w:t>
-        <w:br/>
         <w:t xml:space="preserve">- Avertissement!! La parcelle a comme nom (1) qui ne semble pas être un bon nom ou contient des lettres, prière de mettre le vrai nom de la parcelle. La superficie de la parcelle 1 selon les mesures GPS est de 522.6 hectare qui semble élevé ou faible, prière de corriger. Le document légal (titre, acte, certificat etc. ) qui affirme votre possession de la parcelle 1 est  et semble exister dans les modalités, prière de prendre attache avec le QG pour plus d'explication afin de la classer bien. </w:t>
         <w:br/>
-        <w:t xml:space="preserve">- Avertissement!! La parcelle a comme nom (1) qui ne semble pas être un bon nom ou contient des lettres, prière de mettre le vrai nom de la parcelle. La superficie de la parcelle 1 selon les mesures GPS est de 566.32 hectare qui semble élevé ou faible, prière de corriger. Le document légal (titre, acte, certificat etc. ) qui affirme votre possession de la parcelle 1 est  et semble exister dans les modalités, prière de prendre attache avec le QG pour plus d'explication afin de la classer bien. </w:t>
+        <w:t xml:space="preserve">- La superficie de la parcelle parcelle de coton selon les mesures GPS est de 643.93 hectare qui semble élevé ou faible, prière de corriger. Le document légal (titre, acte, certificat etc. ) qui affirme votre possession de la parcelle parcelle de coton est  et semble exister dans les modalités, prière de prendre attache avec le QG pour plus d'explication afin de la classer bien. </w:t>
         <w:br/>
-        <w:t>- Avertissement!! La parcelle a comme nom (1) qui ne semble pas être un bon nom ou contient des lettres, prière de mettre le vrai nom de la parcelle. La superficie de la parcelle 1 selon les mesures GPS est de 643.93 hectare qui semble élevé ou faible, prière de corriger. Le document légal (titre, acte, certificat etc. ) qui affirme votre possession de la parcelle 1 est  et semble exister dans les modalités, prière de prendre attache avec le QG pour plus d'explication afin de la classer bien.</w:t>
+        <w:t xml:space="preserve">- La superficie de la parcelle parcelle de maïs selon les mesures GPS est de 290.61 hectare qui semble élevé ou faible, prière de corriger. Le document légal (titre, acte, certificat etc. ) qui affirme votre possession de la parcelle parcelle de maïs est  et semble exister dans les modalités, prière de prendre attache avec le QG pour plus d'explication afin de la classer bien. </w:t>
+        <w:br/>
+        <w:t>- La superficie de la parcelle parcelle d’arachide selon les mesures GPS est de 566.32 hectare qui semble élevé ou faible, prière de corriger. Le document légal (titre, acte, certificat etc. ) qui affirme votre possession de la parcelle parcelle d’arachide est  et semble exister dans les modalités, prière de prendre attache avec le QG pour plus d'explication afin de la classer bien.</w:t>
       </w:r>
     </w:p>
     <w:p>
@@ -8262,7 +7966,7 @@
           <w:color w:val="4672C4"/>
           <w:sz w:val="22"/>
         </w:rPr>
-        <w:t>&gt;&gt; Section18c - Cueillette</w:t>
+        <w:t>&gt;&gt; Section19 - Equipements agricoles</w:t>
       </w:r>
     </w:p>
     <w:p>
@@ -8273,32 +7977,7 @@
         <w:rPr>
           <w:sz w:val="20"/>
         </w:rPr>
-        <w:t>- Prière de renseigner la valeur de ce produit consommé ou stocké par votre ménage au cours des 12 derniers mois, prière de fournir d'effort pour avoir une estimation (s18cq03) au lieu de 9999.</w:t>
-      </w:r>
-    </w:p>
-    <w:p>
-      <w:r>
-        <w:rPr>
-          <w:b/>
-          <w:color w:val="4672C4"/>
-          <w:sz w:val="22"/>
-        </w:rPr>
-        <w:t>&gt;&gt; Section19 - Equipements agricoles</w:t>
-      </w:r>
-    </w:p>
-    <w:p>
-      <w:pPr>
-        <w:ind w:left="283"/>
-      </w:pPr>
-      <w:r>
-        <w:rPr>
-          <w:sz w:val="20"/>
-        </w:rPr>
-        <w:t xml:space="preserve">- Attention ! Houe/daba/hilaire a été achété à 20000 Fcfa est relativement élevé par rapport aux autres prix d'achat observés dans cette zone. Prière de corriger ou de confirmer avec le QG. Attention ! Houe/daba/hilaire a été revendu à 20000 Fcfa qui est relativement élevé par rapport aux autres prix de revente observés dans cette zone. Prière de corriger ou de confirmer avec le QG. </w:t>
-        <w:br/>
-        <w:t xml:space="preserve">- Attention ! Machette a été revendu à 2500 Fcfa qui est relativement élevé par rapport aux autres prix de revente observés dans cette zone. Prière de corriger ou de confirmer avec le QG. </w:t>
-        <w:br/>
-        <w:t>- Avertissement!! Le nombre (24)  de Hache/pioche est élevé, prière de corriger ou confirmer avec le QG.</w:t>
+        <w:t>- Attention ! Machette a été revendu à 2500 Fcfa qui est relativement élevé par rapport aux autres prix de revente observés dans cette zone. Prière de corriger ou de confirmer avec le QG.</w:t>
       </w:r>
     </w:p>
     <w:p>
